--- a/Front Matter/Template/3_Front-Matter_Template-v4.docx
+++ b/Front Matter/Template/3_Front-Matter_Template-v4.docx
@@ -264,7 +264,25 @@
           <w:sz w:val="32"/>
           <w:szCs w:val="56"/>
         </w:rPr>
-        <w:t>For Zhudi, Pipa and Chinese Orchestra</w:t>
+        <w:t xml:space="preserve">For </w:t>
+      </w:r>
+      <w:proofErr w:type="spellStart"/>
+      <w:r>
+        <w:rPr>
+          <w:rFonts w:ascii="Noto Serif" w:eastAsia="Noto Serif SC" w:hAnsi="Noto Serif" w:cs="Noto Serif"/>
+          <w:sz w:val="32"/>
+          <w:szCs w:val="56"/>
+        </w:rPr>
+        <w:t>Zhudi</w:t>
+      </w:r>
+      <w:proofErr w:type="spellEnd"/>
+      <w:r>
+        <w:rPr>
+          <w:rFonts w:ascii="Noto Serif" w:eastAsia="Noto Serif SC" w:hAnsi="Noto Serif" w:cs="Noto Serif"/>
+          <w:sz w:val="32"/>
+          <w:szCs w:val="56"/>
+        </w:rPr>
+        <w:t>, Pipa and Chinese Orchestra</w:t>
       </w:r>
     </w:p>
     <w:p>
@@ -335,8 +353,18 @@
           <w:sz w:val="40"/>
           <w:szCs w:val="96"/>
         </w:rPr>
-        <w:t>Zhu Yiqing</w:t>
-      </w:r>
+        <w:t xml:space="preserve">Zhu </w:t>
+      </w:r>
+      <w:proofErr w:type="spellStart"/>
+      <w:r>
+        <w:rPr>
+          <w:rFonts w:ascii="Noto Serif" w:eastAsia="Noto Serif SC" w:hAnsi="Noto Serif" w:cs="Noto Serif"/>
+          <w:sz w:val="40"/>
+          <w:szCs w:val="96"/>
+        </w:rPr>
+        <w:t>Yiqing</w:t>
+      </w:r>
+      <w:proofErr w:type="spellEnd"/>
     </w:p>
     <w:p>
       <w:pPr>
@@ -1033,7 +1061,25 @@
           <w:sz w:val="32"/>
           <w:szCs w:val="56"/>
         </w:rPr>
-        <w:t>For Zhudi, Pipa and Chinese Orchestra</w:t>
+        <w:t xml:space="preserve">For </w:t>
+      </w:r>
+      <w:proofErr w:type="spellStart"/>
+      <w:r>
+        <w:rPr>
+          <w:rFonts w:ascii="Noto Serif" w:eastAsia="Noto Serif SC" w:hAnsi="Noto Serif" w:cs="Noto Serif"/>
+          <w:sz w:val="32"/>
+          <w:szCs w:val="56"/>
+        </w:rPr>
+        <w:t>Zhudi</w:t>
+      </w:r>
+      <w:proofErr w:type="spellEnd"/>
+      <w:r>
+        <w:rPr>
+          <w:rFonts w:ascii="Noto Serif" w:eastAsia="Noto Serif SC" w:hAnsi="Noto Serif" w:cs="Noto Serif"/>
+          <w:sz w:val="32"/>
+          <w:szCs w:val="56"/>
+        </w:rPr>
+        <w:t>, Pipa and Chinese Orchestra</w:t>
       </w:r>
     </w:p>
     <w:p>
@@ -1104,8 +1150,18 @@
           <w:sz w:val="40"/>
           <w:szCs w:val="96"/>
         </w:rPr>
-        <w:t>Zhu Yiqing</w:t>
-      </w:r>
+        <w:t xml:space="preserve">Zhu </w:t>
+      </w:r>
+      <w:proofErr w:type="spellStart"/>
+      <w:r>
+        <w:rPr>
+          <w:rFonts w:ascii="Noto Serif" w:eastAsia="Noto Serif SC" w:hAnsi="Noto Serif" w:cs="Noto Serif"/>
+          <w:sz w:val="40"/>
+          <w:szCs w:val="96"/>
+        </w:rPr>
+        <w:t>Yiqing</w:t>
+      </w:r>
+      <w:proofErr w:type="spellEnd"/>
     </w:p>
     <w:p>
       <w:pPr>
@@ -1356,16 +1412,36 @@
           <w:sz w:val="20"/>
           <w:szCs w:val="24"/>
         </w:rPr>
-        <w:t>Copyright © Singapore Chinese Orchestra Ltd. All rights reserved.</w:t>
-      </w:r>
-      <w:r>
+        <w:t>ISMN</w:t>
+      </w:r>
+    </w:p>
+    <w:p>
+      <w:pPr>
         <w:rPr>
           <w:rFonts w:ascii="Noto Serif" w:eastAsia="Noto Serif SC" w:hAnsi="Noto Serif" w:cs="Noto Serif"/>
           <w:color w:val="000000" w:themeColor="text1"/>
           <w:sz w:val="20"/>
           <w:szCs w:val="24"/>
         </w:rPr>
-        <w:t xml:space="preserve"> </w:t>
+      </w:pPr>
+    </w:p>
+    <w:p>
+      <w:pPr>
+        <w:rPr>
+          <w:rFonts w:ascii="Noto Serif" w:eastAsia="Noto Serif SC" w:hAnsi="Noto Serif" w:cs="Noto Serif"/>
+          <w:color w:val="000000" w:themeColor="text1"/>
+          <w:sz w:val="20"/>
+          <w:szCs w:val="24"/>
+        </w:rPr>
+      </w:pPr>
+      <w:r>
+        <w:rPr>
+          <w:rFonts w:ascii="Noto Serif" w:eastAsia="Noto Serif SC" w:hAnsi="Noto Serif" w:cs="Noto Serif"/>
+          <w:color w:val="000000" w:themeColor="text1"/>
+          <w:sz w:val="20"/>
+          <w:szCs w:val="24"/>
+        </w:rPr>
+        <w:t xml:space="preserve">Copyright © Singapore Chinese Orchestra Co. Ltd. All rights reserved. </w:t>
       </w:r>
     </w:p>
     <w:p>
@@ -1389,7 +1465,7 @@
       </w:pPr>
       <w:r>
         <w:rPr>
-          <w:rFonts w:ascii="Noto Serif" w:eastAsia="Noto Serif SC" w:hAnsi="Noto Serif" w:cs="Noto Serif" w:hint="eastAsia"/>
+          <w:rFonts w:ascii="Noto Serif" w:eastAsia="Noto Serif SC" w:hAnsi="Noto Serif" w:cs="Noto Serif"/>
           <w:color w:val="000000" w:themeColor="text1"/>
           <w:szCs w:val="32"/>
         </w:rPr>
@@ -1405,7 +1481,7 @@
       </w:r>
       <w:r>
         <w:rPr>
-          <w:rFonts w:ascii="Noto Serif" w:eastAsia="Noto Serif SC" w:hAnsi="Noto Serif" w:cs="Noto Serif" w:hint="eastAsia"/>
+          <w:rFonts w:ascii="Noto Serif" w:eastAsia="Noto Serif SC" w:hAnsi="Noto Serif" w:cs="Noto Serif"/>
           <w:color w:val="000000" w:themeColor="text1"/>
           <w:szCs w:val="32"/>
         </w:rPr>
@@ -1421,7 +1497,7 @@
       </w:r>
       <w:r>
         <w:rPr>
-          <w:rFonts w:ascii="Noto Serif" w:eastAsia="Noto Serif SC" w:hAnsi="Noto Serif" w:cs="Noto Serif" w:hint="eastAsia"/>
+          <w:rFonts w:ascii="Noto Serif" w:eastAsia="Noto Serif SC" w:hAnsi="Noto Serif" w:cs="Noto Serif"/>
           <w:color w:val="000000" w:themeColor="text1"/>
           <w:szCs w:val="32"/>
         </w:rPr>
@@ -1444,63 +1520,74 @@
           <w:sz w:val="20"/>
           <w:szCs w:val="24"/>
         </w:rPr>
-        <w:t>Unauthorised printing, reproduction, scanning or distribution is strictly prohibited</w:t>
-      </w:r>
-      <w:r>
+        <w:t xml:space="preserve">Unauthorised printing, reproduction, scanning or distribution is strictly prohibited </w:t>
+      </w:r>
+    </w:p>
+    <w:p>
+      <w:pPr>
         <w:rPr>
           <w:rFonts w:ascii="Noto Serif" w:eastAsia="Noto Serif SC" w:hAnsi="Noto Serif" w:cs="Noto Serif"/>
           <w:color w:val="000000" w:themeColor="text1"/>
           <w:sz w:val="20"/>
           <w:szCs w:val="24"/>
         </w:rPr>
-        <w:t xml:space="preserve"> </w:t>
-      </w:r>
-    </w:p>
-    <w:p>
-      <w:pPr>
+      </w:pPr>
+      <w:r>
         <w:rPr>
           <w:rFonts w:ascii="Noto Serif" w:eastAsia="Noto Serif SC" w:hAnsi="Noto Serif" w:cs="Noto Serif"/>
           <w:color w:val="000000" w:themeColor="text1"/>
           <w:sz w:val="20"/>
           <w:szCs w:val="24"/>
         </w:rPr>
-      </w:pPr>
-      <w:r>
+        <w:t>without the express permission of the copyright holder.</w:t>
+      </w:r>
+    </w:p>
+    <w:p>
+      <w:pPr>
         <w:rPr>
           <w:rFonts w:ascii="Noto Serif" w:eastAsia="Noto Serif SC" w:hAnsi="Noto Serif" w:cs="Noto Serif"/>
           <w:color w:val="000000" w:themeColor="text1"/>
           <w:sz w:val="20"/>
           <w:szCs w:val="24"/>
         </w:rPr>
-        <w:t>without the express permission of the copyright holder.</w:t>
-      </w:r>
-    </w:p>
-    <w:p>
-      <w:pPr>
-        <w:rPr>
-          <w:rFonts w:ascii="Noto Serif" w:eastAsia="Noto Serif SC" w:hAnsi="Noto Serif" w:cs="Noto Serif"/>
+      </w:pPr>
+    </w:p>
+    <w:p>
+      <w:pPr>
+        <w:rPr>
+          <w:rFonts w:ascii="Noto Serif SC" w:eastAsia="Noto Serif SC" w:hAnsi="Noto Serif SC" w:cs="Noto Serif"/>
           <w:color w:val="000000" w:themeColor="text1"/>
           <w:sz w:val="20"/>
           <w:szCs w:val="24"/>
-        </w:rPr>
-      </w:pPr>
-    </w:p>
-    <w:p>
-      <w:pPr>
-        <w:rPr>
-          <w:rFonts w:ascii="Noto Serif" w:eastAsia="Noto Serif SC" w:hAnsi="Noto Serif" w:cs="Noto Serif"/>
+          <w:lang w:val="en-US"/>
+        </w:rPr>
+      </w:pPr>
+      <w:r>
+        <w:rPr>
+          <w:rFonts w:ascii="Noto Serif SC" w:eastAsia="Noto Serif SC" w:hAnsi="Noto Serif SC" w:cs="Noto Serif"/>
           <w:color w:val="000000" w:themeColor="text1"/>
           <w:sz w:val="20"/>
           <w:szCs w:val="24"/>
         </w:rPr>
-      </w:pPr>
-      <w:r>
-        <w:rPr>
-          <w:rFonts w:ascii="Noto Serif" w:eastAsia="Noto Serif SC" w:hAnsi="Noto Serif" w:cs="Noto Serif"/>
+        <w:t>印刷于新加坡。</w:t>
+      </w:r>
+    </w:p>
+    <w:p>
+      <w:pPr>
+        <w:rPr>
+          <w:rFonts w:ascii="Noto Serif SC" w:eastAsia="Noto Serif SC" w:hAnsi="Noto Serif SC" w:cs="Noto Serif"/>
           <w:color w:val="000000" w:themeColor="text1"/>
           <w:sz w:val="20"/>
           <w:szCs w:val="24"/>
         </w:rPr>
+      </w:pPr>
+      <w:r>
+        <w:rPr>
+          <w:rFonts w:ascii="Noto Serif SC" w:eastAsia="Noto Serif SC" w:hAnsi="Noto Serif SC" w:cs="Noto Serif"/>
+          <w:color w:val="000000" w:themeColor="text1"/>
+          <w:sz w:val="20"/>
+          <w:szCs w:val="24"/>
+        </w:rPr>
         <w:t>Printed in Singapore.</w:t>
       </w:r>
     </w:p>
@@ -1521,6 +1608,7 @@
           <w:color w:val="000000" w:themeColor="text1"/>
           <w:sz w:val="20"/>
           <w:szCs w:val="24"/>
+          <w:lang w:val="en-US"/>
         </w:rPr>
       </w:pPr>
       <w:r>
@@ -1529,8 +1617,9 @@
           <w:color w:val="000000" w:themeColor="text1"/>
           <w:sz w:val="20"/>
           <w:szCs w:val="24"/>
-        </w:rPr>
-        <w:t>Singapore Chinese Orchestra Ltd.</w:t>
+          <w:lang w:val="en-US"/>
+        </w:rPr>
+        <w:t>新加坡华乐团有限公司</w:t>
       </w:r>
     </w:p>
     <w:p>
@@ -1540,6 +1629,7 @@
           <w:color w:val="000000" w:themeColor="text1"/>
           <w:sz w:val="20"/>
           <w:szCs w:val="24"/>
+          <w:lang w:val="en-US"/>
         </w:rPr>
       </w:pPr>
       <w:r>
@@ -1548,8 +1638,9 @@
           <w:color w:val="000000" w:themeColor="text1"/>
           <w:sz w:val="20"/>
           <w:szCs w:val="24"/>
-        </w:rPr>
-        <w:t>Singapore Conference Hall,</w:t>
+          <w:lang w:val="en-US"/>
+        </w:rPr>
+        <w:t>珊顿道</w:t>
       </w:r>
       <w:r>
         <w:rPr>
@@ -1557,36 +1648,40 @@
           <w:color w:val="000000" w:themeColor="text1"/>
           <w:sz w:val="20"/>
           <w:szCs w:val="24"/>
-        </w:rPr>
-        <w:t xml:space="preserve"> </w:t>
-      </w:r>
-    </w:p>
-    <w:p>
-      <w:pPr>
+          <w:lang w:val="en-US"/>
+        </w:rPr>
+        <w:t>7</w:t>
+      </w:r>
+      <w:r>
         <w:rPr>
           <w:rFonts w:ascii="Noto Serif" w:eastAsia="Noto Serif SC" w:hAnsi="Noto Serif" w:cs="Noto Serif"/>
           <w:color w:val="000000" w:themeColor="text1"/>
           <w:sz w:val="20"/>
           <w:szCs w:val="24"/>
-        </w:rPr>
-      </w:pPr>
-      <w:r>
+          <w:lang w:val="en-US"/>
+        </w:rPr>
+        <w:t>号</w:t>
+      </w:r>
+    </w:p>
+    <w:p>
+      <w:pPr>
         <w:rPr>
           <w:rFonts w:ascii="Noto Serif" w:eastAsia="Noto Serif SC" w:hAnsi="Noto Serif" w:cs="Noto Serif"/>
           <w:color w:val="000000" w:themeColor="text1"/>
           <w:sz w:val="20"/>
           <w:szCs w:val="24"/>
-        </w:rPr>
-        <w:t>7 Shenton Way,</w:t>
-      </w:r>
+          <w:lang w:val="en-US"/>
+        </w:rPr>
+      </w:pPr>
       <w:r>
         <w:rPr>
           <w:rFonts w:ascii="Noto Serif" w:eastAsia="Noto Serif SC" w:hAnsi="Noto Serif" w:cs="Noto Serif"/>
           <w:color w:val="000000" w:themeColor="text1"/>
           <w:sz w:val="20"/>
           <w:szCs w:val="24"/>
-        </w:rPr>
-        <w:t xml:space="preserve"> </w:t>
+          <w:lang w:val="en-US"/>
+        </w:rPr>
+        <w:t>新加坡大会堂</w:t>
       </w:r>
     </w:p>
     <w:p>
@@ -1596,7 +1691,7 @@
           <w:color w:val="000000" w:themeColor="text1"/>
           <w:sz w:val="20"/>
           <w:szCs w:val="24"/>
-          <w:lang w:eastAsia="zh-TW"/>
+          <w:lang w:val="en-US"/>
         </w:rPr>
       </w:pPr>
       <w:r>
@@ -1605,8 +1700,232 @@
           <w:color w:val="000000" w:themeColor="text1"/>
           <w:sz w:val="20"/>
           <w:szCs w:val="24"/>
+          <w:lang w:val="en-US"/>
+        </w:rPr>
+        <w:t>新加坡邮区</w:t>
+      </w:r>
+      <w:r>
+        <w:rPr>
+          <w:rFonts w:ascii="Noto Serif" w:eastAsia="Noto Serif SC" w:hAnsi="Noto Serif" w:cs="Noto Serif"/>
+          <w:color w:val="000000" w:themeColor="text1"/>
+          <w:sz w:val="20"/>
+          <w:szCs w:val="24"/>
+          <w:lang w:val="en-US"/>
+        </w:rPr>
+        <w:t> 068810</w:t>
+      </w:r>
+    </w:p>
+    <w:p>
+      <w:pPr>
+        <w:rPr>
+          <w:rFonts w:ascii="Noto Serif" w:eastAsia="Noto Serif SC" w:hAnsi="Noto Serif" w:cs="Noto Serif"/>
+          <w:color w:val="000000" w:themeColor="text1"/>
+          <w:sz w:val="20"/>
+          <w:szCs w:val="24"/>
+        </w:rPr>
+      </w:pPr>
+    </w:p>
+    <w:p>
+      <w:pPr>
+        <w:rPr>
+          <w:rFonts w:ascii="Noto Serif" w:eastAsia="Noto Serif SC" w:hAnsi="Noto Serif" w:cs="Noto Serif"/>
+          <w:color w:val="000000" w:themeColor="text1"/>
+          <w:sz w:val="20"/>
+          <w:szCs w:val="24"/>
+          <w:lang w:val="en-US"/>
+        </w:rPr>
+      </w:pPr>
+      <w:r>
+        <w:rPr>
+          <w:rFonts w:ascii="Noto Serif" w:eastAsia="Noto Serif SC" w:hAnsi="Noto Serif" w:cs="Noto Serif"/>
+          <w:color w:val="000000" w:themeColor="text1"/>
+          <w:sz w:val="20"/>
+          <w:szCs w:val="24"/>
+          <w:lang w:val="en-US"/>
+        </w:rPr>
+        <w:t>Singapore Chinese Orchestra Co. Ltd.</w:t>
+      </w:r>
+    </w:p>
+    <w:p>
+      <w:pPr>
+        <w:rPr>
+          <w:rFonts w:ascii="Noto Serif" w:eastAsia="Noto Serif SC" w:hAnsi="Noto Serif" w:cs="Noto Serif"/>
+          <w:color w:val="000000" w:themeColor="text1"/>
+          <w:sz w:val="20"/>
+          <w:szCs w:val="24"/>
+          <w:lang w:val="en-US"/>
+        </w:rPr>
+      </w:pPr>
+      <w:r>
+        <w:rPr>
+          <w:rFonts w:ascii="Noto Serif" w:eastAsia="Noto Serif SC" w:hAnsi="Noto Serif" w:cs="Noto Serif"/>
+          <w:color w:val="000000" w:themeColor="text1"/>
+          <w:sz w:val="20"/>
+          <w:szCs w:val="24"/>
+          <w:lang w:val="en-US"/>
+        </w:rPr>
+        <w:t>7 Shenton Way</w:t>
+      </w:r>
+    </w:p>
+    <w:p>
+      <w:pPr>
+        <w:rPr>
+          <w:rFonts w:ascii="Noto Serif" w:eastAsia="Noto Serif SC" w:hAnsi="Noto Serif" w:cs="Noto Serif"/>
+          <w:color w:val="000000" w:themeColor="text1"/>
+          <w:sz w:val="20"/>
+          <w:szCs w:val="24"/>
+          <w:lang w:val="en-US"/>
+        </w:rPr>
+      </w:pPr>
+      <w:r>
+        <w:rPr>
+          <w:rFonts w:ascii="Noto Serif" w:eastAsia="Noto Serif SC" w:hAnsi="Noto Serif" w:cs="Noto Serif"/>
+          <w:color w:val="000000" w:themeColor="text1"/>
+          <w:sz w:val="20"/>
+          <w:szCs w:val="24"/>
+          <w:lang w:val="en-US"/>
+        </w:rPr>
+        <w:t>Singapore Conference Hall</w:t>
+      </w:r>
+    </w:p>
+    <w:p>
+      <w:pPr>
+        <w:rPr>
+          <w:rFonts w:ascii="Noto Serif" w:eastAsia="Noto Serif SC" w:hAnsi="Noto Serif" w:cs="Noto Serif"/>
+          <w:color w:val="000000" w:themeColor="text1"/>
+          <w:sz w:val="20"/>
+          <w:szCs w:val="24"/>
+          <w:lang w:val="en-US"/>
+        </w:rPr>
+      </w:pPr>
+      <w:r>
+        <w:rPr>
+          <w:rFonts w:ascii="Noto Serif" w:eastAsia="Noto Serif SC" w:hAnsi="Noto Serif" w:cs="Noto Serif"/>
+          <w:color w:val="000000" w:themeColor="text1"/>
+          <w:sz w:val="20"/>
+          <w:szCs w:val="24"/>
+          <w:lang w:val="en-US"/>
         </w:rPr>
         <w:t>Singapore 068810</w:t>
+      </w:r>
+    </w:p>
+    <w:p>
+      <w:pPr>
+        <w:rPr>
+          <w:rFonts w:ascii="Noto Serif" w:eastAsia="Noto Serif SC" w:hAnsi="Noto Serif" w:cs="Noto Serif"/>
+          <w:b/>
+          <w:sz w:val="20"/>
+          <w:szCs w:val="20"/>
+          <w:lang w:val="en-US"/>
+        </w:rPr>
+      </w:pPr>
+    </w:p>
+    <w:p>
+      <w:pPr>
+        <w:rPr>
+          <w:rFonts w:ascii="Noto Serif" w:eastAsia="Noto Serif SC" w:hAnsi="Noto Serif" w:cs="Noto Serif"/>
+          <w:sz w:val="20"/>
+          <w:szCs w:val="20"/>
+          <w:lang w:val="en-US"/>
+        </w:rPr>
+      </w:pPr>
+      <w:r>
+        <w:rPr>
+          <w:rFonts w:ascii="Noto Serif" w:eastAsia="Noto Serif SC" w:hAnsi="Noto Serif" w:cs="Noto Serif"/>
+          <w:sz w:val="20"/>
+          <w:szCs w:val="20"/>
+          <w:lang w:val="en-US"/>
+        </w:rPr>
+        <w:t>网站</w:t>
+      </w:r>
+      <w:r>
+        <w:rPr>
+          <w:rFonts w:ascii="Noto Serif" w:eastAsia="Noto Serif SC" w:hAnsi="Noto Serif" w:cs="Noto Serif"/>
+          <w:sz w:val="20"/>
+          <w:szCs w:val="20"/>
+          <w:lang w:val="en-US"/>
+        </w:rPr>
+        <w:t>Website: </w:t>
+      </w:r>
+      <w:hyperlink r:id="rId9" w:tgtFrame="_blank" w:history="1">
+        <w:r>
+          <w:rPr>
+            <w:rStyle w:val="Hyperlink"/>
+            <w:rFonts w:ascii="Noto Serif" w:eastAsia="Noto Serif SC" w:hAnsi="Noto Serif" w:cs="Noto Serif"/>
+            <w:sz w:val="20"/>
+            <w:szCs w:val="20"/>
+            <w:lang w:val="en-US"/>
+          </w:rPr>
+          <w:t>www.sco.com.sg</w:t>
+        </w:r>
+      </w:hyperlink>
+    </w:p>
+    <w:p>
+      <w:pPr>
+        <w:rPr>
+          <w:rFonts w:ascii="Noto Serif" w:eastAsia="Noto Serif SC" w:hAnsi="Noto Serif" w:cs="Noto Serif"/>
+          <w:sz w:val="20"/>
+          <w:szCs w:val="20"/>
+          <w:lang w:val="en-US"/>
+        </w:rPr>
+      </w:pPr>
+      <w:r>
+        <w:rPr>
+          <w:rFonts w:ascii="Noto Serif" w:eastAsia="Noto Serif SC" w:hAnsi="Noto Serif" w:cs="Noto Serif"/>
+          <w:sz w:val="20"/>
+          <w:szCs w:val="20"/>
+          <w:lang w:val="en-US"/>
+        </w:rPr>
+        <w:t>电邮</w:t>
+      </w:r>
+      <w:r>
+        <w:rPr>
+          <w:rFonts w:ascii="Noto Serif" w:eastAsia="Noto Serif SC" w:hAnsi="Noto Serif" w:cs="Noto Serif"/>
+          <w:sz w:val="20"/>
+          <w:szCs w:val="20"/>
+          <w:lang w:val="en-US"/>
+        </w:rPr>
+        <w:t>Email: </w:t>
+      </w:r>
+      <w:hyperlink r:id="rId10" w:tgtFrame="_blank" w:history="1">
+        <w:r>
+          <w:rPr>
+            <w:rStyle w:val="Hyperlink"/>
+            <w:rFonts w:ascii="Noto Serif" w:eastAsia="Noto Serif SC" w:hAnsi="Noto Serif" w:cs="Noto Serif"/>
+            <w:sz w:val="20"/>
+            <w:szCs w:val="20"/>
+            <w:lang w:val="en-US"/>
+          </w:rPr>
+          <w:t>aa@sco.com.sg</w:t>
+        </w:r>
+      </w:hyperlink>
+    </w:p>
+    <w:p>
+      <w:pPr>
+        <w:rPr>
+          <w:rFonts w:ascii="Noto Serif" w:eastAsia="Noto Serif SC" w:hAnsi="Noto Serif" w:cs="Noto Serif"/>
+          <w:sz w:val="20"/>
+          <w:szCs w:val="20"/>
+          <w:lang w:val="en-US"/>
+        </w:rPr>
+      </w:pPr>
+      <w:r>
+        <w:rPr>
+          <w:rFonts w:ascii="Noto Serif" w:eastAsia="Noto Serif SC" w:hAnsi="Noto Serif" w:cs="Noto Serif"/>
+          <w:sz w:val="20"/>
+          <w:szCs w:val="20"/>
+          <w:lang w:val="en-US"/>
+        </w:rPr>
+        <w:t>电话</w:t>
+      </w:r>
+      <w:r>
+        <w:rPr>
+          <w:rFonts w:ascii="Noto Serif" w:eastAsia="Noto Serif SC" w:hAnsi="Noto Serif" w:cs="Noto Serif"/>
+          <w:sz w:val="20"/>
+          <w:szCs w:val="20"/>
+          <w:lang w:val="en-US"/>
+        </w:rPr>
+        <w:t>Telephone: (65) 6557 4025</w:t>
       </w:r>
     </w:p>
     <w:p>
@@ -1619,6 +1938,24 @@
           <w:lang w:val="en-US" w:eastAsia="zh-TW"/>
         </w:rPr>
       </w:pPr>
+      <w:r>
+        <w:rPr>
+          <w:rFonts w:ascii="Noto Serif" w:eastAsia="Noto Serif SC" w:hAnsi="Noto Serif" w:cs="Noto Serif"/>
+          <w:sz w:val="20"/>
+          <w:szCs w:val="20"/>
+          <w:lang w:val="en-US"/>
+        </w:rPr>
+        <w:t>传真</w:t>
+      </w:r>
+      <w:r>
+        <w:rPr>
+          <w:rFonts w:ascii="Noto Serif" w:eastAsia="Noto Serif SC" w:hAnsi="Noto Serif" w:cs="Noto Serif"/>
+          <w:sz w:val="20"/>
+          <w:szCs w:val="20"/>
+          <w:lang w:val="en-US"/>
+        </w:rPr>
+        <w:t>Fax: (65) 6557 275</w:t>
+      </w:r>
     </w:p>
     <w:p>
       <w:pPr>
@@ -1694,6 +2031,7 @@
     </w:p>
     <w:p>
       <w:pPr>
+        <w:jc w:val="both"/>
         <w:rPr>
           <w:rFonts w:ascii="Noto Serif" w:eastAsia="Noto Serif SC" w:hAnsi="Noto Serif" w:cs="Noto Serif"/>
           <w:sz w:val="24"/>
@@ -1732,11 +2070,11 @@
                     <pic:cNvPicPr/>
                   </pic:nvPicPr>
                   <pic:blipFill rotWithShape="1">
-                    <a:blip r:embed="rId9" cstate="print">
+                    <a:blip r:embed="rId11" cstate="print">
                       <a:extLst>
                         <a:ext uri="{BEBA8EAE-BF5A-486C-A8C5-ECC9F3942E4B}">
                           <a14:imgProps xmlns:a14="http://schemas.microsoft.com/office/drawing/2010/main">
-                            <a14:imgLayer r:embed="rId10">
+                            <a14:imgLayer r:embed="rId12">
                               <a14:imgEffect>
                                 <a14:saturation sat="66000"/>
                               </a14:imgEffect>
@@ -1794,8 +2132,18 @@
           <w:sz w:val="24"/>
           <w:szCs w:val="24"/>
         </w:rPr>
-        <w:t xml:space="preserve"> Niels Rosing-Schow</w:t>
-      </w:r>
+        <w:t xml:space="preserve"> Niels Rosing-</w:t>
+      </w:r>
+      <w:proofErr w:type="spellStart"/>
+      <w:r>
+        <w:rPr>
+          <w:rFonts w:ascii="Noto Serif" w:eastAsia="Noto Serif SC" w:hAnsi="Noto Serif" w:cs="Noto Serif"/>
+          <w:sz w:val="24"/>
+          <w:szCs w:val="24"/>
+        </w:rPr>
+        <w:t>Schow</w:t>
+      </w:r>
+      <w:proofErr w:type="spellEnd"/>
       <w:r>
         <w:rPr>
           <w:rFonts w:ascii="Noto Serif" w:eastAsia="Noto Serif SC" w:hAnsi="Noto Serif" w:cs="Noto Serif" w:hint="eastAsia"/>
@@ -1810,8 +2158,18 @@
           <w:sz w:val="24"/>
           <w:szCs w:val="24"/>
         </w:rPr>
-        <w:t xml:space="preserve"> Marco Stroppa</w:t>
-      </w:r>
+        <w:t xml:space="preserve"> Marco </w:t>
+      </w:r>
+      <w:proofErr w:type="spellStart"/>
+      <w:r>
+        <w:rPr>
+          <w:rFonts w:ascii="Noto Serif" w:eastAsia="Noto Serif SC" w:hAnsi="Noto Serif" w:cs="Noto Serif"/>
+          <w:sz w:val="24"/>
+          <w:szCs w:val="24"/>
+        </w:rPr>
+        <w:t>Stroppa</w:t>
+      </w:r>
+      <w:proofErr w:type="spellEnd"/>
       <w:r>
         <w:rPr>
           <w:rFonts w:ascii="Noto Serif" w:eastAsia="Noto Serif SC" w:hAnsi="Noto Serif" w:cs="Noto Serif" w:hint="eastAsia"/>
@@ -1842,7 +2200,25 @@
           <w:sz w:val="24"/>
           <w:szCs w:val="24"/>
         </w:rPr>
-        <w:t xml:space="preserve"> “DeepGrey” (</w:t>
+        <w:t xml:space="preserve"> “</w:t>
+      </w:r>
+      <w:proofErr w:type="spellStart"/>
+      <w:r>
+        <w:rPr>
+          <w:rFonts w:ascii="Noto Serif" w:eastAsia="Noto Serif SC" w:hAnsi="Noto Serif" w:cs="Noto Serif"/>
+          <w:sz w:val="24"/>
+          <w:szCs w:val="24"/>
+        </w:rPr>
+        <w:t>DeepGrey</w:t>
+      </w:r>
+      <w:proofErr w:type="spellEnd"/>
+      <w:r>
+        <w:rPr>
+          <w:rFonts w:ascii="Noto Serif" w:eastAsia="Noto Serif SC" w:hAnsi="Noto Serif" w:cs="Noto Serif"/>
+          <w:sz w:val="24"/>
+          <w:szCs w:val="24"/>
+        </w:rPr>
+        <w:t>” (</w:t>
       </w:r>
       <w:r>
         <w:rPr>
@@ -2002,8 +2378,54 @@
           <w:sz w:val="24"/>
           <w:szCs w:val="24"/>
         </w:rPr>
-        <w:t xml:space="preserve"> “Le ciel écrasé”, “Le visage déchiré</w:t>
-      </w:r>
+        <w:t xml:space="preserve"> “Le </w:t>
+      </w:r>
+      <w:proofErr w:type="spellStart"/>
+      <w:r>
+        <w:rPr>
+          <w:rFonts w:ascii="Noto Serif" w:eastAsia="Noto Serif SC" w:hAnsi="Noto Serif" w:cs="Noto Serif"/>
+          <w:sz w:val="24"/>
+          <w:szCs w:val="24"/>
+        </w:rPr>
+        <w:t>ciel</w:t>
+      </w:r>
+      <w:proofErr w:type="spellEnd"/>
+      <w:r>
+        <w:rPr>
+          <w:rFonts w:ascii="Noto Serif" w:eastAsia="Noto Serif SC" w:hAnsi="Noto Serif" w:cs="Noto Serif"/>
+          <w:sz w:val="24"/>
+          <w:szCs w:val="24"/>
+        </w:rPr>
+        <w:t xml:space="preserve"> </w:t>
+      </w:r>
+      <w:proofErr w:type="spellStart"/>
+      <w:r>
+        <w:rPr>
+          <w:rFonts w:ascii="Noto Serif" w:eastAsia="Noto Serif SC" w:hAnsi="Noto Serif" w:cs="Noto Serif"/>
+          <w:sz w:val="24"/>
+          <w:szCs w:val="24"/>
+        </w:rPr>
+        <w:t>écrasé</w:t>
+      </w:r>
+      <w:proofErr w:type="spellEnd"/>
+      <w:r>
+        <w:rPr>
+          <w:rFonts w:ascii="Noto Serif" w:eastAsia="Noto Serif SC" w:hAnsi="Noto Serif" w:cs="Noto Serif"/>
+          <w:sz w:val="24"/>
+          <w:szCs w:val="24"/>
+        </w:rPr>
+        <w:t xml:space="preserve">”, “Le visage </w:t>
+      </w:r>
+      <w:proofErr w:type="spellStart"/>
+      <w:r>
+        <w:rPr>
+          <w:rFonts w:ascii="Noto Serif" w:eastAsia="Noto Serif SC" w:hAnsi="Noto Serif" w:cs="Noto Serif"/>
+          <w:sz w:val="24"/>
+          <w:szCs w:val="24"/>
+        </w:rPr>
+        <w:t>déchiré</w:t>
+      </w:r>
+      <w:proofErr w:type="spellEnd"/>
       <w:r>
         <w:rPr>
           <w:rFonts w:ascii="Noto Serif" w:eastAsia="Noto Serif SC" w:hAnsi="Noto Serif" w:cs="Noto Serif" w:hint="eastAsia"/>
@@ -2018,7 +2440,25 @@
           <w:sz w:val="24"/>
           <w:szCs w:val="24"/>
         </w:rPr>
-        <w:t xml:space="preserve">, “White Night” </w:t>
+        <w:t xml:space="preserve">, “White </w:t>
+      </w:r>
+      <w:proofErr w:type="spellStart"/>
+      <w:r>
+        <w:rPr>
+          <w:rFonts w:ascii="Noto Serif" w:eastAsia="Noto Serif SC" w:hAnsi="Noto Serif" w:cs="Noto Serif"/>
+          <w:sz w:val="24"/>
+          <w:szCs w:val="24"/>
+        </w:rPr>
+        <w:t>Night</w:t>
+      </w:r>
+      <w:proofErr w:type="spellEnd"/>
+      <w:r>
+        <w:rPr>
+          <w:rFonts w:ascii="Noto Serif" w:eastAsia="Noto Serif SC" w:hAnsi="Noto Serif" w:cs="Noto Serif"/>
+          <w:sz w:val="24"/>
+          <w:szCs w:val="24"/>
+        </w:rPr>
+        <w:t xml:space="preserve">” </w:t>
       </w:r>
       <w:r>
         <w:rPr>
@@ -2050,7 +2490,25 @@
           <w:sz w:val="24"/>
           <w:szCs w:val="24"/>
         </w:rPr>
-        <w:t xml:space="preserve"> Impuls </w:t>
+        <w:t xml:space="preserve"> </w:t>
+      </w:r>
+      <w:proofErr w:type="spellStart"/>
+      <w:r>
+        <w:rPr>
+          <w:rFonts w:ascii="Noto Serif" w:eastAsia="Noto Serif SC" w:hAnsi="Noto Serif" w:cs="Noto Serif"/>
+          <w:sz w:val="24"/>
+          <w:szCs w:val="24"/>
+        </w:rPr>
+        <w:t>Impuls</w:t>
+      </w:r>
+      <w:proofErr w:type="spellEnd"/>
+      <w:r>
+        <w:rPr>
+          <w:rFonts w:ascii="Noto Serif" w:eastAsia="Noto Serif SC" w:hAnsi="Noto Serif" w:cs="Noto Serif"/>
+          <w:sz w:val="24"/>
+          <w:szCs w:val="24"/>
+        </w:rPr>
+        <w:t xml:space="preserve"> </w:t>
       </w:r>
       <w:r>
         <w:rPr>
@@ -2159,15 +2617,17 @@
     </w:p>
     <w:p>
       <w:pPr>
-        <w:rPr>
-          <w:rFonts w:ascii="Noto Serif" w:eastAsia="Noto Serif SC" w:hAnsi="Noto Serif" w:cs="Noto Serif"/>
-          <w:sz w:val="24"/>
-          <w:szCs w:val="24"/>
-        </w:rPr>
-      </w:pPr>
-    </w:p>
-    <w:p>
-      <w:pPr>
+        <w:jc w:val="both"/>
+        <w:rPr>
+          <w:rFonts w:ascii="Noto Serif" w:eastAsia="Noto Serif SC" w:hAnsi="Noto Serif" w:cs="Noto Serif"/>
+          <w:sz w:val="24"/>
+          <w:szCs w:val="24"/>
+        </w:rPr>
+      </w:pPr>
+    </w:p>
+    <w:p>
+      <w:pPr>
+        <w:jc w:val="both"/>
         <w:rPr>
           <w:rFonts w:ascii="Noto Serif" w:eastAsia="Noto Serif SC" w:hAnsi="Noto Serif" w:cs="Noto Serif"/>
           <w:sz w:val="24"/>
@@ -2188,7 +2648,259 @@
           <w:sz w:val="24"/>
           <w:szCs w:val="24"/>
         </w:rPr>
-        <w:t xml:space="preserve"> Ensemble Intercontemporain, Basel Sinfonietta, Singapore Chinese Orchestra, Ensemble Musikfabrik, Ensemble of Lucerne Festival Alumni, Klangforum Wien, Neue Vocalsolisten Stuttgart, Moscow Contemporary Music Ensemble, Mivos Quartet, Quatour Diotima, Divertimento Ensemble, Ensemble U:, Ensemble Cikada, Taller Sonoro, Ensemble xx. Jahrhundert Wien, Ensemble Soundstreams, Ensemble Suono Giallo, Han String Quartet, Ensemble Novel, Studio-C Ensemble, Copenhagen Piano Quartet, China-Asean Contemporary Orchestra, Ensemble Echtzeit, Telegraph Quartet </w:t>
+        <w:t xml:space="preserve"> Ensemble </w:t>
+      </w:r>
+      <w:proofErr w:type="spellStart"/>
+      <w:r>
+        <w:rPr>
+          <w:rFonts w:ascii="Noto Serif" w:eastAsia="Noto Serif SC" w:hAnsi="Noto Serif" w:cs="Noto Serif"/>
+          <w:sz w:val="24"/>
+          <w:szCs w:val="24"/>
+        </w:rPr>
+        <w:t>Intercontemporain</w:t>
+      </w:r>
+      <w:proofErr w:type="spellEnd"/>
+      <w:r>
+        <w:rPr>
+          <w:rFonts w:ascii="Noto Serif" w:eastAsia="Noto Serif SC" w:hAnsi="Noto Serif" w:cs="Noto Serif"/>
+          <w:sz w:val="24"/>
+          <w:szCs w:val="24"/>
+        </w:rPr>
+        <w:t xml:space="preserve">, Basel Sinfonietta, Singapore Chinese Orchestra, Ensemble </w:t>
+      </w:r>
+      <w:proofErr w:type="spellStart"/>
+      <w:r>
+        <w:rPr>
+          <w:rFonts w:ascii="Noto Serif" w:eastAsia="Noto Serif SC" w:hAnsi="Noto Serif" w:cs="Noto Serif"/>
+          <w:sz w:val="24"/>
+          <w:szCs w:val="24"/>
+        </w:rPr>
+        <w:t>Musikfabrik</w:t>
+      </w:r>
+      <w:proofErr w:type="spellEnd"/>
+      <w:r>
+        <w:rPr>
+          <w:rFonts w:ascii="Noto Serif" w:eastAsia="Noto Serif SC" w:hAnsi="Noto Serif" w:cs="Noto Serif"/>
+          <w:sz w:val="24"/>
+          <w:szCs w:val="24"/>
+        </w:rPr>
+        <w:t xml:space="preserve">, Ensemble of Lucerne Festival Alumni, </w:t>
+      </w:r>
+      <w:proofErr w:type="spellStart"/>
+      <w:r>
+        <w:rPr>
+          <w:rFonts w:ascii="Noto Serif" w:eastAsia="Noto Serif SC" w:hAnsi="Noto Serif" w:cs="Noto Serif"/>
+          <w:sz w:val="24"/>
+          <w:szCs w:val="24"/>
+        </w:rPr>
+        <w:t>Klangforum</w:t>
+      </w:r>
+      <w:proofErr w:type="spellEnd"/>
+      <w:r>
+        <w:rPr>
+          <w:rFonts w:ascii="Noto Serif" w:eastAsia="Noto Serif SC" w:hAnsi="Noto Serif" w:cs="Noto Serif"/>
+          <w:sz w:val="24"/>
+          <w:szCs w:val="24"/>
+        </w:rPr>
+        <w:t xml:space="preserve"> Wien, Neue </w:t>
+      </w:r>
+      <w:proofErr w:type="spellStart"/>
+      <w:r>
+        <w:rPr>
+          <w:rFonts w:ascii="Noto Serif" w:eastAsia="Noto Serif SC" w:hAnsi="Noto Serif" w:cs="Noto Serif"/>
+          <w:sz w:val="24"/>
+          <w:szCs w:val="24"/>
+        </w:rPr>
+        <w:t>Vocalsolisten</w:t>
+      </w:r>
+      <w:proofErr w:type="spellEnd"/>
+      <w:r>
+        <w:rPr>
+          <w:rFonts w:ascii="Noto Serif" w:eastAsia="Noto Serif SC" w:hAnsi="Noto Serif" w:cs="Noto Serif"/>
+          <w:sz w:val="24"/>
+          <w:szCs w:val="24"/>
+        </w:rPr>
+        <w:t xml:space="preserve"> Stuttgart, Moscow Contemporary Music Ensemble, </w:t>
+      </w:r>
+      <w:proofErr w:type="spellStart"/>
+      <w:r>
+        <w:rPr>
+          <w:rFonts w:ascii="Noto Serif" w:eastAsia="Noto Serif SC" w:hAnsi="Noto Serif" w:cs="Noto Serif"/>
+          <w:sz w:val="24"/>
+          <w:szCs w:val="24"/>
+        </w:rPr>
+        <w:t>Mivos</w:t>
+      </w:r>
+      <w:proofErr w:type="spellEnd"/>
+      <w:r>
+        <w:rPr>
+          <w:rFonts w:ascii="Noto Serif" w:eastAsia="Noto Serif SC" w:hAnsi="Noto Serif" w:cs="Noto Serif"/>
+          <w:sz w:val="24"/>
+          <w:szCs w:val="24"/>
+        </w:rPr>
+        <w:t xml:space="preserve"> Quartet, </w:t>
+      </w:r>
+      <w:proofErr w:type="spellStart"/>
+      <w:r>
+        <w:rPr>
+          <w:rFonts w:ascii="Noto Serif" w:eastAsia="Noto Serif SC" w:hAnsi="Noto Serif" w:cs="Noto Serif"/>
+          <w:sz w:val="24"/>
+          <w:szCs w:val="24"/>
+        </w:rPr>
+        <w:t>Quatour</w:t>
+      </w:r>
+      <w:proofErr w:type="spellEnd"/>
+      <w:r>
+        <w:rPr>
+          <w:rFonts w:ascii="Noto Serif" w:eastAsia="Noto Serif SC" w:hAnsi="Noto Serif" w:cs="Noto Serif"/>
+          <w:sz w:val="24"/>
+          <w:szCs w:val="24"/>
+        </w:rPr>
+        <w:t xml:space="preserve"> Diotima, Divertimento Ensemble, Ensemble U:, Ensemble </w:t>
+      </w:r>
+      <w:proofErr w:type="spellStart"/>
+      <w:r>
+        <w:rPr>
+          <w:rFonts w:ascii="Noto Serif" w:eastAsia="Noto Serif SC" w:hAnsi="Noto Serif" w:cs="Noto Serif"/>
+          <w:sz w:val="24"/>
+          <w:szCs w:val="24"/>
+        </w:rPr>
+        <w:t>Cikada</w:t>
+      </w:r>
+      <w:proofErr w:type="spellEnd"/>
+      <w:r>
+        <w:rPr>
+          <w:rFonts w:ascii="Noto Serif" w:eastAsia="Noto Serif SC" w:hAnsi="Noto Serif" w:cs="Noto Serif"/>
+          <w:sz w:val="24"/>
+          <w:szCs w:val="24"/>
+        </w:rPr>
+        <w:t xml:space="preserve">, Taller </w:t>
+      </w:r>
+      <w:proofErr w:type="spellStart"/>
+      <w:r>
+        <w:rPr>
+          <w:rFonts w:ascii="Noto Serif" w:eastAsia="Noto Serif SC" w:hAnsi="Noto Serif" w:cs="Noto Serif"/>
+          <w:sz w:val="24"/>
+          <w:szCs w:val="24"/>
+        </w:rPr>
+        <w:t>Sonoro</w:t>
+      </w:r>
+      <w:proofErr w:type="spellEnd"/>
+      <w:r>
+        <w:rPr>
+          <w:rFonts w:ascii="Noto Serif" w:eastAsia="Noto Serif SC" w:hAnsi="Noto Serif" w:cs="Noto Serif"/>
+          <w:sz w:val="24"/>
+          <w:szCs w:val="24"/>
+        </w:rPr>
+        <w:t xml:space="preserve">, Ensemble xx. </w:t>
+      </w:r>
+      <w:proofErr w:type="spellStart"/>
+      <w:r>
+        <w:rPr>
+          <w:rFonts w:ascii="Noto Serif" w:eastAsia="Noto Serif SC" w:hAnsi="Noto Serif" w:cs="Noto Serif"/>
+          <w:sz w:val="24"/>
+          <w:szCs w:val="24"/>
+        </w:rPr>
+        <w:t>Jahrhundert</w:t>
+      </w:r>
+      <w:proofErr w:type="spellEnd"/>
+      <w:r>
+        <w:rPr>
+          <w:rFonts w:ascii="Noto Serif" w:eastAsia="Noto Serif SC" w:hAnsi="Noto Serif" w:cs="Noto Serif"/>
+          <w:sz w:val="24"/>
+          <w:szCs w:val="24"/>
+        </w:rPr>
+        <w:t xml:space="preserve"> Wien, Ensemble </w:t>
+      </w:r>
+      <w:proofErr w:type="spellStart"/>
+      <w:r>
+        <w:rPr>
+          <w:rFonts w:ascii="Noto Serif" w:eastAsia="Noto Serif SC" w:hAnsi="Noto Serif" w:cs="Noto Serif"/>
+          <w:sz w:val="24"/>
+          <w:szCs w:val="24"/>
+        </w:rPr>
+        <w:t>Soundstreams</w:t>
+      </w:r>
+      <w:proofErr w:type="spellEnd"/>
+      <w:r>
+        <w:rPr>
+          <w:rFonts w:ascii="Noto Serif" w:eastAsia="Noto Serif SC" w:hAnsi="Noto Serif" w:cs="Noto Serif"/>
+          <w:sz w:val="24"/>
+          <w:szCs w:val="24"/>
+        </w:rPr>
+        <w:t xml:space="preserve">, Ensemble </w:t>
+      </w:r>
+      <w:proofErr w:type="spellStart"/>
+      <w:r>
+        <w:rPr>
+          <w:rFonts w:ascii="Noto Serif" w:eastAsia="Noto Serif SC" w:hAnsi="Noto Serif" w:cs="Noto Serif"/>
+          <w:sz w:val="24"/>
+          <w:szCs w:val="24"/>
+        </w:rPr>
+        <w:t>Suono</w:t>
+      </w:r>
+      <w:proofErr w:type="spellEnd"/>
+      <w:r>
+        <w:rPr>
+          <w:rFonts w:ascii="Noto Serif" w:eastAsia="Noto Serif SC" w:hAnsi="Noto Serif" w:cs="Noto Serif"/>
+          <w:sz w:val="24"/>
+          <w:szCs w:val="24"/>
+        </w:rPr>
+        <w:t xml:space="preserve"> </w:t>
+      </w:r>
+      <w:proofErr w:type="spellStart"/>
+      <w:r>
+        <w:rPr>
+          <w:rFonts w:ascii="Noto Serif" w:eastAsia="Noto Serif SC" w:hAnsi="Noto Serif" w:cs="Noto Serif"/>
+          <w:sz w:val="24"/>
+          <w:szCs w:val="24"/>
+        </w:rPr>
+        <w:t>Giallo</w:t>
+      </w:r>
+      <w:proofErr w:type="spellEnd"/>
+      <w:r>
+        <w:rPr>
+          <w:rFonts w:ascii="Noto Serif" w:eastAsia="Noto Serif SC" w:hAnsi="Noto Serif" w:cs="Noto Serif"/>
+          <w:sz w:val="24"/>
+          <w:szCs w:val="24"/>
+        </w:rPr>
+        <w:t>, Han String Quartet, Ensemble Novel, Studio-C Ensemble, Copenhagen Piano Quartet, China-</w:t>
+      </w:r>
+      <w:proofErr w:type="spellStart"/>
+      <w:r>
+        <w:rPr>
+          <w:rFonts w:ascii="Noto Serif" w:eastAsia="Noto Serif SC" w:hAnsi="Noto Serif" w:cs="Noto Serif"/>
+          <w:sz w:val="24"/>
+          <w:szCs w:val="24"/>
+        </w:rPr>
+        <w:t>Asean</w:t>
+      </w:r>
+      <w:proofErr w:type="spellEnd"/>
+      <w:r>
+        <w:rPr>
+          <w:rFonts w:ascii="Noto Serif" w:eastAsia="Noto Serif SC" w:hAnsi="Noto Serif" w:cs="Noto Serif"/>
+          <w:sz w:val="24"/>
+          <w:szCs w:val="24"/>
+        </w:rPr>
+        <w:t xml:space="preserve"> Contemporary Orchestra, Ensemble </w:t>
+      </w:r>
+      <w:proofErr w:type="spellStart"/>
+      <w:r>
+        <w:rPr>
+          <w:rFonts w:ascii="Noto Serif" w:eastAsia="Noto Serif SC" w:hAnsi="Noto Serif" w:cs="Noto Serif"/>
+          <w:sz w:val="24"/>
+          <w:szCs w:val="24"/>
+        </w:rPr>
+        <w:t>Echtzeit</w:t>
+      </w:r>
+      <w:proofErr w:type="spellEnd"/>
+      <w:r>
+        <w:rPr>
+          <w:rFonts w:ascii="Noto Serif" w:eastAsia="Noto Serif SC" w:hAnsi="Noto Serif" w:cs="Noto Serif"/>
+          <w:sz w:val="24"/>
+          <w:szCs w:val="24"/>
+        </w:rPr>
+        <w:t xml:space="preserve">, Telegraph Quartet </w:t>
       </w:r>
       <w:r>
         <w:rPr>
@@ -2261,6 +2973,7 @@
     <w:p>
       <w:pPr>
         <w:spacing w:line="276" w:lineRule="auto"/>
+        <w:jc w:val="both"/>
         <w:rPr>
           <w:rFonts w:ascii="Noto Serif" w:hAnsi="Noto Serif" w:cs="Noto Serif"/>
           <w:sz w:val="24"/>
@@ -2273,14 +2986,86 @@
           <w:sz w:val="24"/>
           <w:szCs w:val="24"/>
         </w:rPr>
-        <w:t>Born in Dec.1989, Yiqing Zhu is a Chinese composer. He began composing in 2008 at Shanghai Conservatory of Music under the guidance of Prof. Huang Lv and Prof. Guohui Ye; after one year of Erasmus with Prof. Niels Rosing-Schow at The Royal Danish Academy of Music, he continued his study</w:t>
-      </w:r>
+        <w:t xml:space="preserve">Born in Dec.1989, </w:t>
+      </w:r>
+      <w:proofErr w:type="spellStart"/>
       <w:r>
         <w:rPr>
           <w:rFonts w:ascii="Noto Serif" w:hAnsi="Noto Serif" w:cs="Noto Serif"/>
           <w:sz w:val="24"/>
           <w:szCs w:val="24"/>
         </w:rPr>
+        <w:t>Yiqing</w:t>
+      </w:r>
+      <w:proofErr w:type="spellEnd"/>
+      <w:r>
+        <w:rPr>
+          <w:rFonts w:ascii="Noto Serif" w:hAnsi="Noto Serif" w:cs="Noto Serif"/>
+          <w:sz w:val="24"/>
+          <w:szCs w:val="24"/>
+        </w:rPr>
+        <w:t xml:space="preserve"> Zhu is a Chinese composer. He began composing in 2008 at Shanghai Conservatory of Music under the guidance of Prof. Huang </w:t>
+      </w:r>
+      <w:proofErr w:type="spellStart"/>
+      <w:r>
+        <w:rPr>
+          <w:rFonts w:ascii="Noto Serif" w:hAnsi="Noto Serif" w:cs="Noto Serif"/>
+          <w:sz w:val="24"/>
+          <w:szCs w:val="24"/>
+        </w:rPr>
+        <w:t>Lv</w:t>
+      </w:r>
+      <w:proofErr w:type="spellEnd"/>
+      <w:r>
+        <w:rPr>
+          <w:rFonts w:ascii="Noto Serif" w:hAnsi="Noto Serif" w:cs="Noto Serif"/>
+          <w:sz w:val="24"/>
+          <w:szCs w:val="24"/>
+        </w:rPr>
+        <w:t xml:space="preserve"> and Prof. </w:t>
+      </w:r>
+      <w:proofErr w:type="spellStart"/>
+      <w:r>
+        <w:rPr>
+          <w:rFonts w:ascii="Noto Serif" w:hAnsi="Noto Serif" w:cs="Noto Serif"/>
+          <w:sz w:val="24"/>
+          <w:szCs w:val="24"/>
+        </w:rPr>
+        <w:t>Guohui</w:t>
+      </w:r>
+      <w:proofErr w:type="spellEnd"/>
+      <w:r>
+        <w:rPr>
+          <w:rFonts w:ascii="Noto Serif" w:hAnsi="Noto Serif" w:cs="Noto Serif"/>
+          <w:sz w:val="24"/>
+          <w:szCs w:val="24"/>
+        </w:rPr>
+        <w:t xml:space="preserve"> Ye; after one year of Erasmus with Prof. Niels Rosing-</w:t>
+      </w:r>
+      <w:proofErr w:type="spellStart"/>
+      <w:r>
+        <w:rPr>
+          <w:rFonts w:ascii="Noto Serif" w:hAnsi="Noto Serif" w:cs="Noto Serif"/>
+          <w:sz w:val="24"/>
+          <w:szCs w:val="24"/>
+        </w:rPr>
+        <w:t>Schow</w:t>
+      </w:r>
+      <w:proofErr w:type="spellEnd"/>
+      <w:r>
+        <w:rPr>
+          <w:rFonts w:ascii="Noto Serif" w:hAnsi="Noto Serif" w:cs="Noto Serif"/>
+          <w:sz w:val="24"/>
+          <w:szCs w:val="24"/>
+        </w:rPr>
+        <w:t xml:space="preserve"> at The Royal Danish Academy of Music, he continued his study</w:t>
+      </w:r>
+      <w:r>
+        <w:rPr>
+          <w:rFonts w:ascii="Noto Serif" w:hAnsi="Noto Serif" w:cs="Noto Serif"/>
+          <w:sz w:val="24"/>
+          <w:szCs w:val="24"/>
+        </w:rPr>
         <w:t xml:space="preserve"> </w:t>
       </w:r>
       <w:r>
@@ -2289,12 +3074,85 @@
           <w:sz w:val="24"/>
           <w:szCs w:val="24"/>
         </w:rPr>
-        <w:t>(Konzertexamen) at Stattliche Hochschule für Musik und Darstellende Kunst Stuttgart under the guidance of Prof. Marco Stroppa from 2016 to 2019. Currently, Zhu is the teacher of composition department at Shanghai Conservatory of Music.</w:t>
+        <w:t>(</w:t>
+      </w:r>
+      <w:proofErr w:type="spellStart"/>
+      <w:r>
+        <w:rPr>
+          <w:rFonts w:ascii="Noto Serif" w:hAnsi="Noto Serif" w:cs="Noto Serif"/>
+          <w:sz w:val="24"/>
+          <w:szCs w:val="24"/>
+        </w:rPr>
+        <w:t>Konzertexamen</w:t>
+      </w:r>
+      <w:proofErr w:type="spellEnd"/>
+      <w:r>
+        <w:rPr>
+          <w:rFonts w:ascii="Noto Serif" w:hAnsi="Noto Serif" w:cs="Noto Serif"/>
+          <w:sz w:val="24"/>
+          <w:szCs w:val="24"/>
+        </w:rPr>
+        <w:t xml:space="preserve">) at </w:t>
+      </w:r>
+      <w:proofErr w:type="spellStart"/>
+      <w:r>
+        <w:rPr>
+          <w:rFonts w:ascii="Noto Serif" w:hAnsi="Noto Serif" w:cs="Noto Serif"/>
+          <w:sz w:val="24"/>
+          <w:szCs w:val="24"/>
+        </w:rPr>
+        <w:t>Stattliche</w:t>
+      </w:r>
+      <w:proofErr w:type="spellEnd"/>
+      <w:r>
+        <w:rPr>
+          <w:rFonts w:ascii="Noto Serif" w:hAnsi="Noto Serif" w:cs="Noto Serif"/>
+          <w:sz w:val="24"/>
+          <w:szCs w:val="24"/>
+        </w:rPr>
+        <w:t xml:space="preserve"> Hochschule für Musik und </w:t>
+      </w:r>
+      <w:proofErr w:type="spellStart"/>
+      <w:r>
+        <w:rPr>
+          <w:rFonts w:ascii="Noto Serif" w:hAnsi="Noto Serif" w:cs="Noto Serif"/>
+          <w:sz w:val="24"/>
+          <w:szCs w:val="24"/>
+        </w:rPr>
+        <w:t>Darstellende</w:t>
+      </w:r>
+      <w:proofErr w:type="spellEnd"/>
+      <w:r>
+        <w:rPr>
+          <w:rFonts w:ascii="Noto Serif" w:hAnsi="Noto Serif" w:cs="Noto Serif"/>
+          <w:sz w:val="24"/>
+          <w:szCs w:val="24"/>
+        </w:rPr>
+        <w:t xml:space="preserve"> Kunst Stuttgart under the guidance of Prof. Marco </w:t>
+      </w:r>
+      <w:proofErr w:type="spellStart"/>
+      <w:r>
+        <w:rPr>
+          <w:rFonts w:ascii="Noto Serif" w:hAnsi="Noto Serif" w:cs="Noto Serif"/>
+          <w:sz w:val="24"/>
+          <w:szCs w:val="24"/>
+        </w:rPr>
+        <w:t>Stroppa</w:t>
+      </w:r>
+      <w:proofErr w:type="spellEnd"/>
+      <w:r>
+        <w:rPr>
+          <w:rFonts w:ascii="Noto Serif" w:hAnsi="Noto Serif" w:cs="Noto Serif"/>
+          <w:sz w:val="24"/>
+          <w:szCs w:val="24"/>
+        </w:rPr>
+        <w:t xml:space="preserve"> from 2016 to 2019. Currently, Zhu is the teacher of composition department at Shanghai Conservatory of Music.</w:t>
       </w:r>
     </w:p>
     <w:p>
       <w:pPr>
         <w:spacing w:line="276" w:lineRule="auto"/>
+        <w:jc w:val="both"/>
         <w:rPr>
           <w:rFonts w:ascii="Noto Serif" w:hAnsi="Noto Serif" w:cs="Noto Serif"/>
           <w:sz w:val="24"/>
@@ -2305,6 +3163,7 @@
     <w:p>
       <w:pPr>
         <w:spacing w:line="276" w:lineRule="auto"/>
+        <w:jc w:val="both"/>
         <w:rPr>
           <w:rFonts w:ascii="Noto Serif" w:hAnsi="Noto Serif" w:cs="Noto Serif"/>
           <w:sz w:val="24"/>
@@ -2345,7 +3204,29 @@
           <w:sz w:val="24"/>
           <w:szCs w:val="24"/>
         </w:rPr>
-        <w:t xml:space="preserve">“DeepGrey”(for orchestra) </w:t>
+        <w:t>“</w:t>
+      </w:r>
+      <w:proofErr w:type="spellStart"/>
+      <w:r>
+        <w:rPr>
+          <w:rFonts w:ascii="Noto Serif" w:hAnsi="Noto Serif" w:cs="Noto Serif"/>
+          <w:i/>
+          <w:iCs/>
+          <w:sz w:val="24"/>
+          <w:szCs w:val="24"/>
+        </w:rPr>
+        <w:t>DeepGrey</w:t>
+      </w:r>
+      <w:proofErr w:type="spellEnd"/>
+      <w:r>
+        <w:rPr>
+          <w:rFonts w:ascii="Noto Serif" w:hAnsi="Noto Serif" w:cs="Noto Serif"/>
+          <w:i/>
+          <w:iCs/>
+          <w:sz w:val="24"/>
+          <w:szCs w:val="24"/>
+        </w:rPr>
+        <w:t xml:space="preserve">”(for orchestra) </w:t>
       </w:r>
       <w:r>
         <w:rPr>
@@ -2431,6 +3312,7 @@
     <w:p>
       <w:pPr>
         <w:spacing w:line="276" w:lineRule="auto"/>
+        <w:jc w:val="both"/>
         <w:rPr>
           <w:rFonts w:ascii="Noto Serif" w:hAnsi="Noto Serif" w:cs="Noto Serif"/>
           <w:sz w:val="24"/>
@@ -2441,6 +3323,7 @@
     <w:p>
       <w:pPr>
         <w:spacing w:line="276" w:lineRule="auto"/>
+        <w:jc w:val="both"/>
         <w:rPr>
           <w:rFonts w:ascii="Noto Serif" w:hAnsi="Noto Serif" w:cs="Noto Serif"/>
           <w:sz w:val="24"/>
@@ -2453,7 +3336,259 @@
           <w:sz w:val="24"/>
           <w:szCs w:val="24"/>
         </w:rPr>
-        <w:t>His works were commissioned by various Music Festivals, such as MANIFESTE, ILSUONO contemporary Music Week, LUCERNE Festival, Shanghai New Music Week, Festival ARCHIPEL, DYCE Festival, IMPULS Festival, ACHT BRÜCKEN Festival etc. His music was performed by numerous soloists and, among others, Ensemble Intercontemporain, Basel Sinfonietta, Singapore Chinese Orchestra, Ensemble Musikfabrik, Ensemble of Lucerne Festival Alumni, Klangforum Wien, Neue Vocalsolisten Stuttgart, Moscow Contemporary Music Ensemble, Mivos Quartet, Quatour Diotima, Divertimento Ensemble, Ensemble U, Ensemble Cikada, Taller Sonoro, Ensemble xx. Jarhundert Wien, Ensemble Soundstreams, Ensemble Suono Giallo, Han String Quartet, Ensemble Novel, Studio-C Ensemble, Copenhagen Piano Quartet, China-Asean Contemporary Orchestra, Ensemble Echtzeit, Telegraph Quartet, Shanghai Symphony Orchestra, Shanghai Philharmonic Symphony Orchestra, etc</w:t>
+        <w:t xml:space="preserve">His works were commissioned by various Music Festivals, such as MANIFESTE, ILSUONO contemporary Music Week, LUCERNE Festival, Shanghai New Music Week, Festival ARCHIPEL, DYCE Festival, IMPULS Festival, ACHT BRÜCKEN Festival etc. His music was performed by numerous soloists and, among others, Ensemble </w:t>
+      </w:r>
+      <w:proofErr w:type="spellStart"/>
+      <w:r>
+        <w:rPr>
+          <w:rFonts w:ascii="Noto Serif" w:hAnsi="Noto Serif" w:cs="Noto Serif"/>
+          <w:sz w:val="24"/>
+          <w:szCs w:val="24"/>
+        </w:rPr>
+        <w:t>Intercontemporain</w:t>
+      </w:r>
+      <w:proofErr w:type="spellEnd"/>
+      <w:r>
+        <w:rPr>
+          <w:rFonts w:ascii="Noto Serif" w:hAnsi="Noto Serif" w:cs="Noto Serif"/>
+          <w:sz w:val="24"/>
+          <w:szCs w:val="24"/>
+        </w:rPr>
+        <w:t xml:space="preserve">, Basel Sinfonietta, Singapore Chinese Orchestra, Ensemble </w:t>
+      </w:r>
+      <w:proofErr w:type="spellStart"/>
+      <w:r>
+        <w:rPr>
+          <w:rFonts w:ascii="Noto Serif" w:hAnsi="Noto Serif" w:cs="Noto Serif"/>
+          <w:sz w:val="24"/>
+          <w:szCs w:val="24"/>
+        </w:rPr>
+        <w:t>Musikfabrik</w:t>
+      </w:r>
+      <w:proofErr w:type="spellEnd"/>
+      <w:r>
+        <w:rPr>
+          <w:rFonts w:ascii="Noto Serif" w:hAnsi="Noto Serif" w:cs="Noto Serif"/>
+          <w:sz w:val="24"/>
+          <w:szCs w:val="24"/>
+        </w:rPr>
+        <w:t xml:space="preserve">, Ensemble of Lucerne Festival Alumni, </w:t>
+      </w:r>
+      <w:proofErr w:type="spellStart"/>
+      <w:r>
+        <w:rPr>
+          <w:rFonts w:ascii="Noto Serif" w:hAnsi="Noto Serif" w:cs="Noto Serif"/>
+          <w:sz w:val="24"/>
+          <w:szCs w:val="24"/>
+        </w:rPr>
+        <w:t>Klangforum</w:t>
+      </w:r>
+      <w:proofErr w:type="spellEnd"/>
+      <w:r>
+        <w:rPr>
+          <w:rFonts w:ascii="Noto Serif" w:hAnsi="Noto Serif" w:cs="Noto Serif"/>
+          <w:sz w:val="24"/>
+          <w:szCs w:val="24"/>
+        </w:rPr>
+        <w:t xml:space="preserve"> Wien, Neue </w:t>
+      </w:r>
+      <w:proofErr w:type="spellStart"/>
+      <w:r>
+        <w:rPr>
+          <w:rFonts w:ascii="Noto Serif" w:hAnsi="Noto Serif" w:cs="Noto Serif"/>
+          <w:sz w:val="24"/>
+          <w:szCs w:val="24"/>
+        </w:rPr>
+        <w:t>Vocalsolisten</w:t>
+      </w:r>
+      <w:proofErr w:type="spellEnd"/>
+      <w:r>
+        <w:rPr>
+          <w:rFonts w:ascii="Noto Serif" w:hAnsi="Noto Serif" w:cs="Noto Serif"/>
+          <w:sz w:val="24"/>
+          <w:szCs w:val="24"/>
+        </w:rPr>
+        <w:t xml:space="preserve"> Stuttgart, Moscow Contemporary Music Ensemble, </w:t>
+      </w:r>
+      <w:proofErr w:type="spellStart"/>
+      <w:r>
+        <w:rPr>
+          <w:rFonts w:ascii="Noto Serif" w:hAnsi="Noto Serif" w:cs="Noto Serif"/>
+          <w:sz w:val="24"/>
+          <w:szCs w:val="24"/>
+        </w:rPr>
+        <w:t>Mivos</w:t>
+      </w:r>
+      <w:proofErr w:type="spellEnd"/>
+      <w:r>
+        <w:rPr>
+          <w:rFonts w:ascii="Noto Serif" w:hAnsi="Noto Serif" w:cs="Noto Serif"/>
+          <w:sz w:val="24"/>
+          <w:szCs w:val="24"/>
+        </w:rPr>
+        <w:t xml:space="preserve"> Quartet, </w:t>
+      </w:r>
+      <w:proofErr w:type="spellStart"/>
+      <w:r>
+        <w:rPr>
+          <w:rFonts w:ascii="Noto Serif" w:hAnsi="Noto Serif" w:cs="Noto Serif"/>
+          <w:sz w:val="24"/>
+          <w:szCs w:val="24"/>
+        </w:rPr>
+        <w:t>Quatour</w:t>
+      </w:r>
+      <w:proofErr w:type="spellEnd"/>
+      <w:r>
+        <w:rPr>
+          <w:rFonts w:ascii="Noto Serif" w:hAnsi="Noto Serif" w:cs="Noto Serif"/>
+          <w:sz w:val="24"/>
+          <w:szCs w:val="24"/>
+        </w:rPr>
+        <w:t xml:space="preserve"> Diotima, Divertimento Ensemble, Ensemble U, Ensemble </w:t>
+      </w:r>
+      <w:proofErr w:type="spellStart"/>
+      <w:r>
+        <w:rPr>
+          <w:rFonts w:ascii="Noto Serif" w:hAnsi="Noto Serif" w:cs="Noto Serif"/>
+          <w:sz w:val="24"/>
+          <w:szCs w:val="24"/>
+        </w:rPr>
+        <w:t>Cikada</w:t>
+      </w:r>
+      <w:proofErr w:type="spellEnd"/>
+      <w:r>
+        <w:rPr>
+          <w:rFonts w:ascii="Noto Serif" w:hAnsi="Noto Serif" w:cs="Noto Serif"/>
+          <w:sz w:val="24"/>
+          <w:szCs w:val="24"/>
+        </w:rPr>
+        <w:t xml:space="preserve">, Taller </w:t>
+      </w:r>
+      <w:proofErr w:type="spellStart"/>
+      <w:r>
+        <w:rPr>
+          <w:rFonts w:ascii="Noto Serif" w:hAnsi="Noto Serif" w:cs="Noto Serif"/>
+          <w:sz w:val="24"/>
+          <w:szCs w:val="24"/>
+        </w:rPr>
+        <w:t>Sonoro</w:t>
+      </w:r>
+      <w:proofErr w:type="spellEnd"/>
+      <w:r>
+        <w:rPr>
+          <w:rFonts w:ascii="Noto Serif" w:hAnsi="Noto Serif" w:cs="Noto Serif"/>
+          <w:sz w:val="24"/>
+          <w:szCs w:val="24"/>
+        </w:rPr>
+        <w:t xml:space="preserve">, Ensemble xx. </w:t>
+      </w:r>
+      <w:proofErr w:type="spellStart"/>
+      <w:r>
+        <w:rPr>
+          <w:rFonts w:ascii="Noto Serif" w:hAnsi="Noto Serif" w:cs="Noto Serif"/>
+          <w:sz w:val="24"/>
+          <w:szCs w:val="24"/>
+        </w:rPr>
+        <w:t>Jarhundert</w:t>
+      </w:r>
+      <w:proofErr w:type="spellEnd"/>
+      <w:r>
+        <w:rPr>
+          <w:rFonts w:ascii="Noto Serif" w:hAnsi="Noto Serif" w:cs="Noto Serif"/>
+          <w:sz w:val="24"/>
+          <w:szCs w:val="24"/>
+        </w:rPr>
+        <w:t xml:space="preserve"> Wien, Ensemble </w:t>
+      </w:r>
+      <w:proofErr w:type="spellStart"/>
+      <w:r>
+        <w:rPr>
+          <w:rFonts w:ascii="Noto Serif" w:hAnsi="Noto Serif" w:cs="Noto Serif"/>
+          <w:sz w:val="24"/>
+          <w:szCs w:val="24"/>
+        </w:rPr>
+        <w:t>Soundstreams</w:t>
+      </w:r>
+      <w:proofErr w:type="spellEnd"/>
+      <w:r>
+        <w:rPr>
+          <w:rFonts w:ascii="Noto Serif" w:hAnsi="Noto Serif" w:cs="Noto Serif"/>
+          <w:sz w:val="24"/>
+          <w:szCs w:val="24"/>
+        </w:rPr>
+        <w:t xml:space="preserve">, Ensemble </w:t>
+      </w:r>
+      <w:proofErr w:type="spellStart"/>
+      <w:r>
+        <w:rPr>
+          <w:rFonts w:ascii="Noto Serif" w:hAnsi="Noto Serif" w:cs="Noto Serif"/>
+          <w:sz w:val="24"/>
+          <w:szCs w:val="24"/>
+        </w:rPr>
+        <w:t>Suono</w:t>
+      </w:r>
+      <w:proofErr w:type="spellEnd"/>
+      <w:r>
+        <w:rPr>
+          <w:rFonts w:ascii="Noto Serif" w:hAnsi="Noto Serif" w:cs="Noto Serif"/>
+          <w:sz w:val="24"/>
+          <w:szCs w:val="24"/>
+        </w:rPr>
+        <w:t xml:space="preserve"> </w:t>
+      </w:r>
+      <w:proofErr w:type="spellStart"/>
+      <w:r>
+        <w:rPr>
+          <w:rFonts w:ascii="Noto Serif" w:hAnsi="Noto Serif" w:cs="Noto Serif"/>
+          <w:sz w:val="24"/>
+          <w:szCs w:val="24"/>
+        </w:rPr>
+        <w:t>Giallo</w:t>
+      </w:r>
+      <w:proofErr w:type="spellEnd"/>
+      <w:r>
+        <w:rPr>
+          <w:rFonts w:ascii="Noto Serif" w:hAnsi="Noto Serif" w:cs="Noto Serif"/>
+          <w:sz w:val="24"/>
+          <w:szCs w:val="24"/>
+        </w:rPr>
+        <w:t>, Han String Quartet, Ensemble Novel, Studio-C Ensemble, Copenhagen Piano Quartet, China-</w:t>
+      </w:r>
+      <w:proofErr w:type="spellStart"/>
+      <w:r>
+        <w:rPr>
+          <w:rFonts w:ascii="Noto Serif" w:hAnsi="Noto Serif" w:cs="Noto Serif"/>
+          <w:sz w:val="24"/>
+          <w:szCs w:val="24"/>
+        </w:rPr>
+        <w:t>Asean</w:t>
+      </w:r>
+      <w:proofErr w:type="spellEnd"/>
+      <w:r>
+        <w:rPr>
+          <w:rFonts w:ascii="Noto Serif" w:hAnsi="Noto Serif" w:cs="Noto Serif"/>
+          <w:sz w:val="24"/>
+          <w:szCs w:val="24"/>
+        </w:rPr>
+        <w:t xml:space="preserve"> Contemporary Orchestra, Ensemble </w:t>
+      </w:r>
+      <w:proofErr w:type="spellStart"/>
+      <w:r>
+        <w:rPr>
+          <w:rFonts w:ascii="Noto Serif" w:hAnsi="Noto Serif" w:cs="Noto Serif"/>
+          <w:sz w:val="24"/>
+          <w:szCs w:val="24"/>
+        </w:rPr>
+        <w:t>Echtzeit</w:t>
+      </w:r>
+      <w:proofErr w:type="spellEnd"/>
+      <w:r>
+        <w:rPr>
+          <w:rFonts w:ascii="Noto Serif" w:hAnsi="Noto Serif" w:cs="Noto Serif"/>
+          <w:sz w:val="24"/>
+          <w:szCs w:val="24"/>
+        </w:rPr>
+        <w:t>, Telegraph Quartet, Shanghai Symphony Orchestra, Shanghai Philharmonic Symphony Orchestra, etc</w:t>
       </w:r>
       <w:r>
         <w:rPr>
@@ -2567,6 +3702,7 @@
     <w:p>
       <w:pPr>
         <w:spacing w:line="276" w:lineRule="auto"/>
+        <w:jc w:val="both"/>
         <w:rPr>
           <w:rFonts w:ascii="Noto Serif SC" w:eastAsia="Noto Serif SC" w:hAnsi="Noto Serif SC" w:cs="Noto Serif"/>
           <w:sz w:val="24"/>
@@ -2628,6 +3764,7 @@
           <w:bottom w:val="single" w:sz="6" w:space="1" w:color="auto"/>
         </w:pBdr>
         <w:spacing w:line="276" w:lineRule="auto"/>
+        <w:jc w:val="both"/>
         <w:rPr>
           <w:rFonts w:ascii="Noto Serif" w:eastAsia="Noto Serif SC" w:hAnsi="Noto Serif" w:cs="Noto Serif"/>
           <w:sz w:val="24"/>
@@ -2638,16 +3775,18 @@
     <w:p>
       <w:pPr>
         <w:spacing w:line="276" w:lineRule="auto"/>
-        <w:rPr>
-          <w:rFonts w:ascii="Noto Serif" w:eastAsia="Noto Serif SC" w:hAnsi="Noto Serif" w:cs="Noto Serif"/>
-          <w:sz w:val="24"/>
-          <w:szCs w:val="24"/>
-          <w:lang w:val="en-US"/>
-        </w:rPr>
-      </w:pPr>
-    </w:p>
-    <w:p>
-      <w:pPr>
+        <w:jc w:val="both"/>
+        <w:rPr>
+          <w:rFonts w:ascii="Noto Serif" w:eastAsia="Noto Serif SC" w:hAnsi="Noto Serif" w:cs="Noto Serif"/>
+          <w:sz w:val="24"/>
+          <w:szCs w:val="24"/>
+          <w:lang w:val="en-US"/>
+        </w:rPr>
+      </w:pPr>
+    </w:p>
+    <w:p>
+      <w:pPr>
+        <w:jc w:val="both"/>
         <w:rPr>
           <w:rFonts w:ascii="Noto Serif" w:eastAsia="Noto Serif SC" w:hAnsi="Noto Serif" w:cs="Noto Serif"/>
           <w:sz w:val="24"/>
@@ -2671,6 +3810,7 @@
         </w:rPr>
         <w:t xml:space="preserve">The once mighty </w:t>
       </w:r>
+      <w:proofErr w:type="spellStart"/>
       <w:r>
         <w:rPr>
           <w:rFonts w:ascii="Noto Serif" w:eastAsia="Noto Serif SC" w:hAnsi="Noto Serif" w:cs="Noto Serif"/>
@@ -2678,7 +3818,17 @@
           <w:szCs w:val="24"/>
           <w:lang w:val="en-GB"/>
         </w:rPr>
-        <w:t>Mataram Kingdom</w:t>
+        <w:t>Mataram</w:t>
+      </w:r>
+      <w:proofErr w:type="spellEnd"/>
+      <w:r>
+        <w:rPr>
+          <w:rFonts w:ascii="Noto Serif" w:eastAsia="Noto Serif SC" w:hAnsi="Noto Serif" w:cs="Noto Serif"/>
+          <w:sz w:val="24"/>
+          <w:szCs w:val="24"/>
+          <w:lang w:val="en-GB"/>
+        </w:rPr>
+        <w:t xml:space="preserve"> Kingdom</w:t>
       </w:r>
       <w:r>
         <w:rPr>
@@ -2785,6 +3935,7 @@
         </w:rPr>
         <w:t xml:space="preserve"> (</w:t>
       </w:r>
+      <w:proofErr w:type="spellStart"/>
       <w:r>
         <w:rPr>
           <w:rFonts w:ascii="Noto Serif" w:eastAsia="Noto Serif SC" w:hAnsi="Noto Serif" w:cs="Noto Serif"/>
@@ -2792,8 +3943,9 @@
           <w:szCs w:val="24"/>
           <w:lang w:val="en-GB"/>
         </w:rPr>
-        <w:t>Bangdi I, II</w:t>
-      </w:r>
+        <w:t>Bangdi</w:t>
+      </w:r>
+      <w:proofErr w:type="spellEnd"/>
       <w:r>
         <w:rPr>
           <w:rFonts w:ascii="Noto Serif" w:eastAsia="Noto Serif SC" w:hAnsi="Noto Serif" w:cs="Noto Serif"/>
@@ -2801,6 +3953,15 @@
           <w:szCs w:val="24"/>
           <w:lang w:val="en-GB"/>
         </w:rPr>
+        <w:t xml:space="preserve"> I, II</w:t>
+      </w:r>
+      <w:r>
+        <w:rPr>
+          <w:rFonts w:ascii="Noto Serif" w:eastAsia="Noto Serif SC" w:hAnsi="Noto Serif" w:cs="Noto Serif"/>
+          <w:sz w:val="24"/>
+          <w:szCs w:val="24"/>
+          <w:lang w:val="en-GB"/>
+        </w:rPr>
         <w:t>)</w:t>
       </w:r>
     </w:p>
@@ -2872,8 +4033,19 @@
           <w:szCs w:val="24"/>
           <w:lang w:val="en-US"/>
         </w:rPr>
-        <w:t>(Qudi</w:t>
-      </w:r>
+        <w:t>(</w:t>
+      </w:r>
+      <w:proofErr w:type="spellStart"/>
+      <w:r>
+        <w:rPr>
+          <w:rFonts w:ascii="Noto Serif" w:eastAsia="Noto Serif SC" w:hAnsi="Noto Serif" w:cs="Noto Serif"/>
+          <w:sz w:val="24"/>
+          <w:szCs w:val="24"/>
+          <w:lang w:val="en-US"/>
+        </w:rPr>
+        <w:t>Qudi</w:t>
+      </w:r>
+      <w:proofErr w:type="spellEnd"/>
       <w:r>
         <w:rPr>
           <w:rFonts w:ascii="Noto Serif" w:eastAsia="Noto Serif SC" w:hAnsi="Noto Serif" w:cs="Noto Serif"/>
@@ -2930,6 +4102,7 @@
         </w:rPr>
         <w:t xml:space="preserve"> (</w:t>
       </w:r>
+      <w:proofErr w:type="spellStart"/>
       <w:r>
         <w:rPr>
           <w:rFonts w:ascii="Noto Serif" w:eastAsia="Noto Serif SC" w:hAnsi="Noto Serif" w:cs="Noto Serif"/>
@@ -2937,8 +4110,9 @@
           <w:szCs w:val="24"/>
           <w:lang w:val="en-GB"/>
         </w:rPr>
-        <w:t>Xindi I, II</w:t>
-      </w:r>
+        <w:t>Xindi</w:t>
+      </w:r>
+      <w:proofErr w:type="spellEnd"/>
       <w:r>
         <w:rPr>
           <w:rFonts w:ascii="Noto Serif" w:eastAsia="Noto Serif SC" w:hAnsi="Noto Serif" w:cs="Noto Serif"/>
@@ -2946,6 +4120,15 @@
           <w:szCs w:val="24"/>
           <w:lang w:val="en-GB"/>
         </w:rPr>
+        <w:t xml:space="preserve"> I, II</w:t>
+      </w:r>
+      <w:r>
+        <w:rPr>
+          <w:rFonts w:ascii="Noto Serif" w:eastAsia="Noto Serif SC" w:hAnsi="Noto Serif" w:cs="Noto Serif"/>
+          <w:sz w:val="24"/>
+          <w:szCs w:val="24"/>
+          <w:lang w:val="en-GB"/>
+        </w:rPr>
         <w:t>)</w:t>
       </w:r>
     </w:p>
@@ -2997,6 +4180,7 @@
         </w:rPr>
         <w:t xml:space="preserve"> (</w:t>
       </w:r>
+      <w:proofErr w:type="spellStart"/>
       <w:r>
         <w:rPr>
           <w:rFonts w:ascii="Noto Serif" w:eastAsia="Noto Serif SC" w:hAnsi="Noto Serif" w:cs="Noto Serif"/>
@@ -3004,8 +4188,9 @@
           <w:szCs w:val="24"/>
           <w:lang w:val="en-GB"/>
         </w:rPr>
-        <w:t>Gaoyin Sheng I, II</w:t>
-      </w:r>
+        <w:t>Gaoyin</w:t>
+      </w:r>
+      <w:proofErr w:type="spellEnd"/>
       <w:r>
         <w:rPr>
           <w:rFonts w:ascii="Noto Serif" w:eastAsia="Noto Serif SC" w:hAnsi="Noto Serif" w:cs="Noto Serif"/>
@@ -3013,6 +4198,15 @@
           <w:szCs w:val="24"/>
           <w:lang w:val="en-GB"/>
         </w:rPr>
+        <w:t xml:space="preserve"> Sheng I, II</w:t>
+      </w:r>
+      <w:r>
+        <w:rPr>
+          <w:rFonts w:ascii="Noto Serif" w:eastAsia="Noto Serif SC" w:hAnsi="Noto Serif" w:cs="Noto Serif"/>
+          <w:sz w:val="24"/>
+          <w:szCs w:val="24"/>
+          <w:lang w:val="en-GB"/>
+        </w:rPr>
         <w:t>)</w:t>
       </w:r>
     </w:p>
@@ -3053,6 +4247,7 @@
         </w:rPr>
         <w:t xml:space="preserve"> (</w:t>
       </w:r>
+      <w:proofErr w:type="spellStart"/>
       <w:r>
         <w:rPr>
           <w:rFonts w:ascii="Noto Serif" w:eastAsia="Noto Serif SC" w:hAnsi="Noto Serif" w:cs="Noto Serif"/>
@@ -3060,8 +4255,9 @@
           <w:szCs w:val="24"/>
           <w:lang w:val="en-GB"/>
         </w:rPr>
-        <w:t>Zhongyin Sheng I, II</w:t>
-      </w:r>
+        <w:t>Zhongyin</w:t>
+      </w:r>
+      <w:proofErr w:type="spellEnd"/>
       <w:r>
         <w:rPr>
           <w:rFonts w:ascii="Noto Serif" w:eastAsia="Noto Serif SC" w:hAnsi="Noto Serif" w:cs="Noto Serif"/>
@@ -3069,6 +4265,15 @@
           <w:szCs w:val="24"/>
           <w:lang w:val="en-GB"/>
         </w:rPr>
+        <w:t xml:space="preserve"> Sheng I, II</w:t>
+      </w:r>
+      <w:r>
+        <w:rPr>
+          <w:rFonts w:ascii="Noto Serif" w:eastAsia="Noto Serif SC" w:hAnsi="Noto Serif" w:cs="Noto Serif"/>
+          <w:sz w:val="24"/>
+          <w:szCs w:val="24"/>
+          <w:lang w:val="en-GB"/>
+        </w:rPr>
         <w:t>)</w:t>
       </w:r>
     </w:p>
@@ -3100,6 +4305,7 @@
         </w:rPr>
         <w:t xml:space="preserve"> (</w:t>
       </w:r>
+      <w:proofErr w:type="spellStart"/>
       <w:r>
         <w:rPr>
           <w:rFonts w:ascii="Noto Serif" w:eastAsia="Noto Serif SC" w:hAnsi="Noto Serif" w:cs="Noto Serif"/>
@@ -3107,8 +4313,9 @@
           <w:szCs w:val="24"/>
           <w:lang w:val="en-GB"/>
         </w:rPr>
-        <w:t>Diyin Sheng</w:t>
-      </w:r>
+        <w:t>Diyin</w:t>
+      </w:r>
+      <w:proofErr w:type="spellEnd"/>
       <w:r>
         <w:rPr>
           <w:rFonts w:ascii="Noto Serif" w:eastAsia="Noto Serif SC" w:hAnsi="Noto Serif" w:cs="Noto Serif"/>
@@ -3116,6 +4323,15 @@
           <w:szCs w:val="24"/>
           <w:lang w:val="en-GB"/>
         </w:rPr>
+        <w:t xml:space="preserve"> Sheng</w:t>
+      </w:r>
+      <w:r>
+        <w:rPr>
+          <w:rFonts w:ascii="Noto Serif" w:eastAsia="Noto Serif SC" w:hAnsi="Noto Serif" w:cs="Noto Serif"/>
+          <w:sz w:val="24"/>
+          <w:szCs w:val="24"/>
+          <w:lang w:val="en-GB"/>
+        </w:rPr>
         <w:t>)</w:t>
       </w:r>
     </w:p>
@@ -3203,6 +4419,7 @@
         </w:rPr>
         <w:t xml:space="preserve"> (</w:t>
       </w:r>
+      <w:proofErr w:type="spellStart"/>
       <w:r>
         <w:rPr>
           <w:rFonts w:ascii="Noto Serif" w:eastAsia="Noto Serif SC" w:hAnsi="Noto Serif" w:cs="Noto Serif"/>
@@ -3210,8 +4427,9 @@
           <w:szCs w:val="24"/>
           <w:lang w:val="en-GB"/>
         </w:rPr>
-        <w:t>Gaoyin Suona</w:t>
-      </w:r>
+        <w:t>Gaoyin</w:t>
+      </w:r>
+      <w:proofErr w:type="spellEnd"/>
       <w:r>
         <w:rPr>
           <w:rFonts w:ascii="Noto Serif" w:eastAsia="Noto Serif SC" w:hAnsi="Noto Serif" w:cs="Noto Serif"/>
@@ -3219,6 +4437,26 @@
           <w:szCs w:val="24"/>
           <w:lang w:val="en-GB"/>
         </w:rPr>
+        <w:t xml:space="preserve"> </w:t>
+      </w:r>
+      <w:proofErr w:type="spellStart"/>
+      <w:r>
+        <w:rPr>
+          <w:rFonts w:ascii="Noto Serif" w:eastAsia="Noto Serif SC" w:hAnsi="Noto Serif" w:cs="Noto Serif"/>
+          <w:sz w:val="24"/>
+          <w:szCs w:val="24"/>
+          <w:lang w:val="en-GB"/>
+        </w:rPr>
+        <w:t>Suona</w:t>
+      </w:r>
+      <w:proofErr w:type="spellEnd"/>
+      <w:r>
+        <w:rPr>
+          <w:rFonts w:ascii="Noto Serif" w:eastAsia="Noto Serif SC" w:hAnsi="Noto Serif" w:cs="Noto Serif"/>
+          <w:sz w:val="24"/>
+          <w:szCs w:val="24"/>
+          <w:lang w:val="en-GB"/>
+        </w:rPr>
         <w:t xml:space="preserve"> I*, II)</w:t>
       </w:r>
     </w:p>
@@ -3257,7 +4495,47 @@
           <w:szCs w:val="20"/>
           <w:lang w:val="en-GB"/>
         </w:rPr>
-        <w:t xml:space="preserve"> (I* doub. Gaoyin Guan)</w:t>
+        <w:t xml:space="preserve"> (I* </w:t>
+      </w:r>
+      <w:proofErr w:type="spellStart"/>
+      <w:r>
+        <w:rPr>
+          <w:rFonts w:ascii="Noto Serif" w:eastAsia="Noto Serif SC" w:hAnsi="Noto Serif" w:cs="Noto Serif"/>
+          <w:sz w:val="20"/>
+          <w:szCs w:val="20"/>
+          <w:lang w:val="en-GB"/>
+        </w:rPr>
+        <w:t>doub</w:t>
+      </w:r>
+      <w:proofErr w:type="spellEnd"/>
+      <w:r>
+        <w:rPr>
+          <w:rFonts w:ascii="Noto Serif" w:eastAsia="Noto Serif SC" w:hAnsi="Noto Serif" w:cs="Noto Serif"/>
+          <w:sz w:val="20"/>
+          <w:szCs w:val="20"/>
+          <w:lang w:val="en-GB"/>
+        </w:rPr>
+        <w:t xml:space="preserve">. </w:t>
+      </w:r>
+      <w:proofErr w:type="spellStart"/>
+      <w:r>
+        <w:rPr>
+          <w:rFonts w:ascii="Noto Serif" w:eastAsia="Noto Serif SC" w:hAnsi="Noto Serif" w:cs="Noto Serif"/>
+          <w:sz w:val="20"/>
+          <w:szCs w:val="20"/>
+          <w:lang w:val="en-GB"/>
+        </w:rPr>
+        <w:t>Gaoyin</w:t>
+      </w:r>
+      <w:proofErr w:type="spellEnd"/>
+      <w:r>
+        <w:rPr>
+          <w:rFonts w:ascii="Noto Serif" w:eastAsia="Noto Serif SC" w:hAnsi="Noto Serif" w:cs="Noto Serif"/>
+          <w:sz w:val="20"/>
+          <w:szCs w:val="20"/>
+          <w:lang w:val="en-GB"/>
+        </w:rPr>
+        <w:t xml:space="preserve"> Guan)</w:t>
       </w:r>
     </w:p>
     <w:p>
@@ -3306,24 +4584,57 @@
         </w:rPr>
         <w:t xml:space="preserve"> (</w:t>
       </w:r>
-      <w:r>
-        <w:rPr>
-          <w:rFonts w:ascii="Noto Serif" w:eastAsia="Noto Serif SC" w:hAnsi="Noto Serif" w:cs="Noto Serif"/>
-          <w:sz w:val="24"/>
-          <w:szCs w:val="24"/>
-          <w:lang w:val="en-US"/>
-        </w:rPr>
-        <w:t xml:space="preserve">Jiajian </w:t>
-      </w:r>
-      <w:r>
-        <w:rPr>
-          <w:rFonts w:ascii="Noto Serif" w:eastAsia="Noto Serif SC" w:hAnsi="Noto Serif" w:cs="Noto Serif"/>
-          <w:sz w:val="24"/>
-          <w:szCs w:val="24"/>
-          <w:lang w:val="en-US"/>
-        </w:rPr>
-        <w:t>Zhongyin Suona</w:t>
-      </w:r>
+      <w:proofErr w:type="spellStart"/>
+      <w:r>
+        <w:rPr>
+          <w:rFonts w:ascii="Noto Serif" w:eastAsia="Noto Serif SC" w:hAnsi="Noto Serif" w:cs="Noto Serif"/>
+          <w:sz w:val="24"/>
+          <w:szCs w:val="24"/>
+          <w:lang w:val="en-US"/>
+        </w:rPr>
+        <w:t>Jiajian</w:t>
+      </w:r>
+      <w:proofErr w:type="spellEnd"/>
+      <w:r>
+        <w:rPr>
+          <w:rFonts w:ascii="Noto Serif" w:eastAsia="Noto Serif SC" w:hAnsi="Noto Serif" w:cs="Noto Serif"/>
+          <w:sz w:val="24"/>
+          <w:szCs w:val="24"/>
+          <w:lang w:val="en-US"/>
+        </w:rPr>
+        <w:t xml:space="preserve"> </w:t>
+      </w:r>
+      <w:proofErr w:type="spellStart"/>
+      <w:r>
+        <w:rPr>
+          <w:rFonts w:ascii="Noto Serif" w:eastAsia="Noto Serif SC" w:hAnsi="Noto Serif" w:cs="Noto Serif"/>
+          <w:sz w:val="24"/>
+          <w:szCs w:val="24"/>
+          <w:lang w:val="en-US"/>
+        </w:rPr>
+        <w:t>Zhongyin</w:t>
+      </w:r>
+      <w:proofErr w:type="spellEnd"/>
+      <w:r>
+        <w:rPr>
+          <w:rFonts w:ascii="Noto Serif" w:eastAsia="Noto Serif SC" w:hAnsi="Noto Serif" w:cs="Noto Serif"/>
+          <w:sz w:val="24"/>
+          <w:szCs w:val="24"/>
+          <w:lang w:val="en-US"/>
+        </w:rPr>
+        <w:t xml:space="preserve"> </w:t>
+      </w:r>
+      <w:proofErr w:type="spellStart"/>
+      <w:r>
+        <w:rPr>
+          <w:rFonts w:ascii="Noto Serif" w:eastAsia="Noto Serif SC" w:hAnsi="Noto Serif" w:cs="Noto Serif"/>
+          <w:sz w:val="24"/>
+          <w:szCs w:val="24"/>
+          <w:lang w:val="en-US"/>
+        </w:rPr>
+        <w:t>Suona</w:t>
+      </w:r>
+      <w:proofErr w:type="spellEnd"/>
       <w:r>
         <w:rPr>
           <w:rFonts w:ascii="Noto Serif" w:eastAsia="Noto Serif SC" w:hAnsi="Noto Serif" w:cs="Noto Serif"/>
@@ -3377,7 +4688,47 @@
           <w:szCs w:val="20"/>
           <w:lang w:val="en-GB"/>
         </w:rPr>
-        <w:t xml:space="preserve"> (doub. on Diyin Guan)</w:t>
+        <w:t xml:space="preserve"> (</w:t>
+      </w:r>
+      <w:proofErr w:type="spellStart"/>
+      <w:r>
+        <w:rPr>
+          <w:rFonts w:ascii="Noto Serif" w:eastAsia="Noto Serif SC" w:hAnsi="Noto Serif" w:cs="Noto Serif"/>
+          <w:sz w:val="20"/>
+          <w:szCs w:val="20"/>
+          <w:lang w:val="en-GB"/>
+        </w:rPr>
+        <w:t>doub</w:t>
+      </w:r>
+      <w:proofErr w:type="spellEnd"/>
+      <w:r>
+        <w:rPr>
+          <w:rFonts w:ascii="Noto Serif" w:eastAsia="Noto Serif SC" w:hAnsi="Noto Serif" w:cs="Noto Serif"/>
+          <w:sz w:val="20"/>
+          <w:szCs w:val="20"/>
+          <w:lang w:val="en-GB"/>
+        </w:rPr>
+        <w:t xml:space="preserve">. on </w:t>
+      </w:r>
+      <w:proofErr w:type="spellStart"/>
+      <w:r>
+        <w:rPr>
+          <w:rFonts w:ascii="Noto Serif" w:eastAsia="Noto Serif SC" w:hAnsi="Noto Serif" w:cs="Noto Serif"/>
+          <w:sz w:val="20"/>
+          <w:szCs w:val="20"/>
+          <w:lang w:val="en-GB"/>
+        </w:rPr>
+        <w:t>Diyin</w:t>
+      </w:r>
+      <w:proofErr w:type="spellEnd"/>
+      <w:r>
+        <w:rPr>
+          <w:rFonts w:ascii="Noto Serif" w:eastAsia="Noto Serif SC" w:hAnsi="Noto Serif" w:cs="Noto Serif"/>
+          <w:sz w:val="20"/>
+          <w:szCs w:val="20"/>
+          <w:lang w:val="en-GB"/>
+        </w:rPr>
+        <w:t xml:space="preserve"> Guan)</w:t>
       </w:r>
     </w:p>
     <w:p>
@@ -3552,7 +4903,27 @@
           <w:szCs w:val="24"/>
           <w:lang w:val="en-US"/>
         </w:rPr>
-        <w:t xml:space="preserve"> I, II (Liuqin I, II)</w:t>
+        <w:t xml:space="preserve"> I, II (</w:t>
+      </w:r>
+      <w:proofErr w:type="spellStart"/>
+      <w:r>
+        <w:rPr>
+          <w:rFonts w:ascii="Noto Serif" w:eastAsia="Noto Serif SC" w:hAnsi="Noto Serif" w:cs="Noto Serif"/>
+          <w:sz w:val="24"/>
+          <w:szCs w:val="24"/>
+          <w:lang w:val="en-US"/>
+        </w:rPr>
+        <w:t>Liuqin</w:t>
+      </w:r>
+      <w:proofErr w:type="spellEnd"/>
+      <w:r>
+        <w:rPr>
+          <w:rFonts w:ascii="Noto Serif" w:eastAsia="Noto Serif SC" w:hAnsi="Noto Serif" w:cs="Noto Serif"/>
+          <w:sz w:val="24"/>
+          <w:szCs w:val="24"/>
+          <w:lang w:val="en-US"/>
+        </w:rPr>
+        <w:t xml:space="preserve"> I, II)</w:t>
       </w:r>
     </w:p>
     <w:p>
@@ -4079,6 +5450,7 @@
         </w:rPr>
         <w:t>(</w:t>
       </w:r>
+      <w:proofErr w:type="spellStart"/>
       <w:r>
         <w:rPr>
           <w:rFonts w:ascii="Noto Serif" w:eastAsia="Noto Serif SC" w:hAnsi="Noto Serif" w:cs="Noto Serif"/>
@@ -4087,6 +5459,7 @@
         </w:rPr>
         <w:t>Xiaotanggu</w:t>
       </w:r>
+      <w:proofErr w:type="spellEnd"/>
       <w:r>
         <w:rPr>
           <w:rFonts w:ascii="Noto Serif" w:eastAsia="Noto Serif SC" w:hAnsi="Noto Serif" w:cs="Noto Serif" w:hint="eastAsia"/>
@@ -4128,6 +5501,7 @@
         </w:rPr>
         <w:t>(</w:t>
       </w:r>
+      <w:proofErr w:type="spellStart"/>
       <w:r>
         <w:rPr>
           <w:rFonts w:ascii="Noto Serif" w:eastAsia="Noto Serif SC" w:hAnsi="Noto Serif" w:cs="Noto Serif"/>
@@ -4136,6 +5510,7 @@
         </w:rPr>
         <w:t>Paigu</w:t>
       </w:r>
+      <w:proofErr w:type="spellEnd"/>
       <w:r>
         <w:rPr>
           <w:rFonts w:ascii="Noto Serif" w:eastAsia="Noto Serif SC" w:hAnsi="Noto Serif" w:cs="Noto Serif"/>
@@ -4389,6 +5764,7 @@
         </w:rPr>
         <w:t>(</w:t>
       </w:r>
+      <w:proofErr w:type="spellStart"/>
       <w:r>
         <w:rPr>
           <w:rFonts w:ascii="Noto Serif" w:eastAsia="Noto Serif SC" w:hAnsi="Noto Serif" w:cs="Noto Serif"/>
@@ -4397,6 +5773,7 @@
         </w:rPr>
         <w:t>Paigu</w:t>
       </w:r>
+      <w:proofErr w:type="spellEnd"/>
       <w:r>
         <w:rPr>
           <w:rFonts w:ascii="Noto Serif" w:eastAsia="Noto Serif SC" w:hAnsi="Noto Serif" w:cs="Noto Serif"/>
@@ -4765,6 +6142,7 @@
         </w:rPr>
         <w:t>(</w:t>
       </w:r>
+      <w:proofErr w:type="spellStart"/>
       <w:r>
         <w:rPr>
           <w:rFonts w:ascii="Noto Serif" w:eastAsia="Noto Serif SC" w:hAnsi="Noto Serif" w:cs="Noto Serif"/>
@@ -4773,6 +6151,7 @@
         </w:rPr>
         <w:t>Bianzhong</w:t>
       </w:r>
+      <w:proofErr w:type="spellEnd"/>
       <w:r>
         <w:rPr>
           <w:rFonts w:ascii="Noto Serif" w:eastAsia="Noto Serif SC" w:hAnsi="Noto Serif" w:cs="Noto Serif"/>
@@ -4986,6 +6365,7 @@
         </w:rPr>
         <w:t>(</w:t>
       </w:r>
+      <w:proofErr w:type="spellStart"/>
       <w:r>
         <w:rPr>
           <w:rFonts w:ascii="Noto Serif" w:eastAsia="Noto Serif SC" w:hAnsi="Noto Serif" w:cs="Noto Serif"/>
@@ -4994,6 +6374,7 @@
         </w:rPr>
         <w:t>Mangluo</w:t>
       </w:r>
+      <w:proofErr w:type="spellEnd"/>
       <w:r>
         <w:rPr>
           <w:rFonts w:ascii="Noto Serif" w:eastAsia="Noto Serif SC" w:hAnsi="Noto Serif" w:cs="Noto Serif"/>
@@ -5082,6 +6463,7 @@
         </w:rPr>
         <w:t>(</w:t>
       </w:r>
+      <w:proofErr w:type="spellStart"/>
       <w:r>
         <w:rPr>
           <w:rFonts w:ascii="Noto Serif" w:eastAsia="Noto Serif SC" w:hAnsi="Noto Serif" w:cs="Noto Serif"/>
@@ -5090,6 +6472,7 @@
         </w:rPr>
         <w:t>Bianzhong</w:t>
       </w:r>
+      <w:proofErr w:type="spellEnd"/>
       <w:r>
         <w:rPr>
           <w:rFonts w:ascii="Noto Serif" w:eastAsia="Noto Serif SC" w:hAnsi="Noto Serif" w:cs="Noto Serif"/>
@@ -5178,6 +6561,7 @@
         </w:rPr>
         <w:t>(</w:t>
       </w:r>
+      <w:proofErr w:type="spellStart"/>
       <w:r>
         <w:rPr>
           <w:rFonts w:ascii="Noto Serif" w:eastAsia="Noto Serif SC" w:hAnsi="Noto Serif" w:cs="Noto Serif"/>
@@ -5186,6 +6570,7 @@
         </w:rPr>
         <w:t>Daluo</w:t>
       </w:r>
+      <w:proofErr w:type="spellEnd"/>
       <w:r>
         <w:rPr>
           <w:rFonts w:ascii="Noto Serif" w:eastAsia="Noto Serif SC" w:hAnsi="Noto Serif" w:cs="Noto Serif"/>
@@ -5316,6 +6701,7 @@
         </w:rPr>
         <w:t>(</w:t>
       </w:r>
+      <w:proofErr w:type="spellStart"/>
       <w:r>
         <w:rPr>
           <w:rFonts w:ascii="Noto Serif" w:eastAsia="Noto Serif SC" w:hAnsi="Noto Serif" w:cs="Noto Serif"/>
@@ -5324,6 +6710,7 @@
         </w:rPr>
         <w:t>Dagu</w:t>
       </w:r>
+      <w:proofErr w:type="spellEnd"/>
       <w:r>
         <w:rPr>
           <w:rFonts w:ascii="Noto Serif" w:eastAsia="Noto Serif SC" w:hAnsi="Noto Serif" w:cs="Noto Serif"/>
@@ -5340,6 +6727,7 @@
         </w:rPr>
         <w:t xml:space="preserve">, </w:t>
       </w:r>
+      <w:proofErr w:type="spellStart"/>
       <w:r>
         <w:rPr>
           <w:rFonts w:ascii="Noto Serif" w:eastAsia="Noto Serif SC" w:hAnsi="Noto Serif" w:cs="Noto Serif"/>
@@ -5348,6 +6736,7 @@
         </w:rPr>
         <w:t>Tubaphone</w:t>
       </w:r>
+      <w:proofErr w:type="spellEnd"/>
       <w:r>
         <w:rPr>
           <w:rFonts w:ascii="Noto Serif" w:eastAsia="Noto Serif SC" w:hAnsi="Noto Serif" w:cs="Noto Serif"/>
@@ -5452,6 +6841,7 @@
         </w:rPr>
         <w:t>(</w:t>
       </w:r>
+      <w:proofErr w:type="spellStart"/>
       <w:r>
         <w:rPr>
           <w:rFonts w:ascii="Noto Serif" w:eastAsia="Noto Serif SC" w:hAnsi="Noto Serif" w:cs="Noto Serif"/>
@@ -5460,6 +6850,7 @@
         </w:rPr>
         <w:t>Dagu</w:t>
       </w:r>
+      <w:proofErr w:type="spellEnd"/>
       <w:r>
         <w:rPr>
           <w:rFonts w:ascii="Noto Serif" w:eastAsia="Noto Serif SC" w:hAnsi="Noto Serif" w:cs="Noto Serif"/>
@@ -5553,7 +6944,27 @@
           <w:szCs w:val="24"/>
           <w:lang w:val="en-US"/>
         </w:rPr>
-        <w:t xml:space="preserve"> (Zhudi solo)</w:t>
+        <w:t xml:space="preserve"> (</w:t>
+      </w:r>
+      <w:proofErr w:type="spellStart"/>
+      <w:r>
+        <w:rPr>
+          <w:rFonts w:ascii="Noto Serif" w:eastAsia="Noto Serif SC" w:hAnsi="Noto Serif" w:cs="Noto Serif"/>
+          <w:sz w:val="24"/>
+          <w:szCs w:val="24"/>
+          <w:lang w:val="en-US"/>
+        </w:rPr>
+        <w:t>Zhudi</w:t>
+      </w:r>
+      <w:proofErr w:type="spellEnd"/>
+      <w:r>
+        <w:rPr>
+          <w:rFonts w:ascii="Noto Serif" w:eastAsia="Noto Serif SC" w:hAnsi="Noto Serif" w:cs="Noto Serif"/>
+          <w:sz w:val="24"/>
+          <w:szCs w:val="24"/>
+          <w:lang w:val="en-US"/>
+        </w:rPr>
+        <w:t xml:space="preserve"> solo)</w:t>
       </w:r>
     </w:p>
     <w:p>
@@ -5802,79 +7213,6 @@
           <w:rFonts w:ascii="Noto Serif" w:eastAsia="Noto Serif SC" w:hAnsi="Noto Serif" w:cs="Noto Serif"/>
           <w:lang w:val="en-US"/>
         </w:rPr>
-      </w:pPr>
-    </w:p>
-    <w:p>
-      <w:pPr>
-        <w:rPr>
-          <w:rFonts w:ascii="Noto Serif" w:eastAsia="Noto Serif SC" w:hAnsi="Noto Serif" w:cs="Noto Serif"/>
-          <w:lang w:val="en-US"/>
-        </w:rPr>
-      </w:pPr>
-    </w:p>
-    <w:p>
-      <w:pPr>
-        <w:rPr>
-          <w:rFonts w:ascii="Noto Serif" w:eastAsia="Noto Serif SC" w:hAnsi="Noto Serif" w:cs="Noto Serif"/>
-          <w:lang w:val="en-US"/>
-        </w:rPr>
-      </w:pPr>
-    </w:p>
-    <w:p>
-      <w:pPr>
-        <w:rPr>
-          <w:rFonts w:ascii="Noto Serif" w:eastAsia="Noto Serif SC" w:hAnsi="Noto Serif" w:cs="Noto Serif"/>
-          <w:bCs/>
-          <w:sz w:val="28"/>
-          <w:szCs w:val="28"/>
-        </w:rPr>
-      </w:pPr>
-    </w:p>
-    <w:p>
-      <w:pPr>
-        <w:rPr>
-          <w:rFonts w:ascii="Noto Serif" w:eastAsia="Noto Serif SC" w:hAnsi="Noto Serif" w:cs="Noto Serif"/>
-          <w:bCs/>
-          <w:sz w:val="28"/>
-          <w:szCs w:val="28"/>
-        </w:rPr>
-      </w:pPr>
-    </w:p>
-    <w:p>
-      <w:pPr>
-        <w:rPr>
-          <w:rFonts w:ascii="Noto Serif" w:eastAsia="Noto Serif SC" w:hAnsi="Noto Serif" w:cs="Noto Serif"/>
-          <w:bCs/>
-          <w:sz w:val="28"/>
-          <w:szCs w:val="28"/>
-        </w:rPr>
-      </w:pPr>
-    </w:p>
-    <w:p>
-      <w:pPr>
-        <w:rPr>
-          <w:rFonts w:ascii="Noto Serif" w:eastAsia="Noto Serif SC" w:hAnsi="Noto Serif" w:cs="Noto Serif"/>
-          <w:bCs/>
-          <w:sz w:val="28"/>
-          <w:szCs w:val="28"/>
-        </w:rPr>
-      </w:pPr>
-    </w:p>
-    <w:p>
-      <w:pPr>
-        <w:rPr>
-          <w:rFonts w:ascii="Noto Serif" w:eastAsia="Noto Serif SC" w:hAnsi="Noto Serif" w:cs="Noto Serif"/>
-          <w:bCs/>
-          <w:sz w:val="28"/>
-          <w:szCs w:val="28"/>
-        </w:rPr>
-        <w:sectPr>
-          <w:pgSz w:w="16840" w:h="23820"/>
-          <w:pgMar w:top="1440" w:right="1797" w:bottom="1440" w:left="1797" w:header="709" w:footer="1418" w:gutter="0"/>
-          <w:cols w:space="708"/>
-          <w:titlePg/>
-          <w:docGrid w:linePitch="360"/>
-        </w:sectPr>
       </w:pPr>
     </w:p>
     <w:p>
@@ -6644,6 +7982,17 @@
       <w:contextualSpacing/>
     </w:pPr>
   </w:style>
+  <w:style w:type="character" w:styleId="Hyperlink">
+    <w:name w:val="Hyperlink"/>
+    <w:basedOn w:val="DefaultParagraphFont"/>
+    <w:uiPriority w:val="99"/>
+    <w:unhideWhenUsed/>
+    <w:rsid w:val="00482874"/>
+    <w:rPr>
+      <w:color w:val="0563C1" w:themeColor="hyperlink"/>
+      <w:u w:val="single"/>
+    </w:rPr>
+  </w:style>
 </w:styles>
 </file>
 
